--- a/courts/fourth-circuit/north-carolina/state/superior-court/reply-brief/usage/OUTPUT-reply-brief.docx
+++ b/courts/fourth-circuit/north-carolina/state/superior-court/reply-brief/usage/OUTPUT-reply-brief.docx
@@ -584,831 +584,6 @@
         <w:t xml:space="preserve">INJUNCTION</w:t>
       </w:r>
     </w:p>
-    <w:p>
-      <w:pPr>
-        <w:spacing w:before="0" w:after="0" w:line="576" w:lineRule="exact"/>
-      </w:pPr>
-    </w:p>
-    <w:tbl>
-      <w:tblPr>
-        <w:tblW w:w="9360" w:type="dxa"/>
-        <w:tblLayout w:type="fixed"/>
-        <w:tblCellMar>
-          <w:top w:w="0" w:type="dxa"/>
-          <w:left w:w="0" w:type="dxa"/>
-          <w:bottom w:w="0" w:type="dxa"/>
-          <w:right w:w="0" w:type="dxa"/>
-        </w:tblCellMar>
-        <w:tblLook w:val="0000" w:firstRow="0" w:lastRow="0" w:firstColumn="0" w:lastColumn="0" w:noHBand="0" w:noVBand="0"/>
-      </w:tblPr>
-      <w:tblGrid>
-        <w:gridCol w:w="2928"/>
-        <w:gridCol w:w="3216"/>
-        <w:gridCol w:w="3216"/>
-      </w:tblGrid>
-      <w:tr>
-        <w:trPr>
-          <w:cantSplit/>
-        </w:trPr>
-        <w:tc>
-          <w:tcPr>
-            <w:tcW w:w="2928" w:type="dxa"/>
-          </w:tcPr>
-          <w:p>
-            <w:pPr>
-              <w:spacing w:before="0" w:after="0" w:line="276" w:lineRule="exact"/>
-              <w:ind w:left="0" w:firstLine="0"/>
-              <w:jc w:val="left"/>
-            </w:pPr>
-            <w:r>
-              <w:t xml:space="preserve">Burton</w:t>
-            </w:r>
-            <w:r>
-              <w:t xml:space="preserve"> </w:t>
-            </w:r>
-            <w:r>
-              <w:t xml:space="preserve">Craige,</w:t>
-            </w:r>
-            <w:r>
-              <w:t xml:space="preserve"> </w:t>
-            </w:r>
-            <w:r>
-              <w:t xml:space="preserve">NC</w:t>
-            </w:r>
-            <w:r>
-              <w:t xml:space="preserve"> </w:t>
-            </w:r>
-            <w:r>
-              <w:t xml:space="preserve">Bar</w:t>
-            </w:r>
-            <w:r>
-              <w:t xml:space="preserve"> </w:t>
-            </w:r>
-            <w:r>
-              <w:t xml:space="preserve">No.</w:t>
-            </w:r>
-            <w:r>
-              <w:t xml:space="preserve"> </w:t>
-            </w:r>
-            <w:r>
-              <w:t xml:space="preserve">9180</w:t>
-            </w:r>
-          </w:p>
-          <w:p>
-            <w:pPr>
-              <w:spacing w:before="0" w:after="0" w:line="276" w:lineRule="exact"/>
-              <w:ind w:left="0" w:firstLine="0"/>
-              <w:jc w:val="left"/>
-            </w:pPr>
-            <w:r>
-              <w:t xml:space="preserve">Narendra</w:t>
-            </w:r>
-            <w:r>
-              <w:t xml:space="preserve"> </w:t>
-            </w:r>
-            <w:r>
-              <w:t xml:space="preserve">K.</w:t>
-            </w:r>
-            <w:r>
-              <w:t xml:space="preserve"> </w:t>
-            </w:r>
-            <w:r>
-              <w:t xml:space="preserve">Ghosh,</w:t>
-            </w:r>
-            <w:r>
-              <w:t xml:space="preserve"> </w:t>
-            </w:r>
-            <w:r>
-              <w:t xml:space="preserve">NC</w:t>
-            </w:r>
-            <w:r>
-              <w:t xml:space="preserve"> </w:t>
-            </w:r>
-            <w:r>
-              <w:t xml:space="preserve">Bar</w:t>
-            </w:r>
-            <w:r>
-              <w:t xml:space="preserve"> </w:t>
-            </w:r>
-            <w:r>
-              <w:t xml:space="preserve">No.</w:t>
-            </w:r>
-            <w:r>
-              <w:t xml:space="preserve"> </w:t>
-            </w:r>
-            <w:r>
-              <w:t xml:space="preserve">37649</w:t>
-            </w:r>
-          </w:p>
-          <w:p>
-            <w:pPr>
-              <w:spacing w:before="0" w:after="0" w:line="276" w:lineRule="exact"/>
-              <w:ind w:left="0" w:firstLine="0"/>
-              <w:jc w:val="left"/>
-            </w:pPr>
-            <w:r>
-              <w:t xml:space="preserve">Paul</w:t>
-            </w:r>
-            <w:r>
-              <w:t xml:space="preserve"> </w:t>
-            </w:r>
-            <w:r>
-              <w:t xml:space="preserve">E.</w:t>
-            </w:r>
-            <w:r>
-              <w:t xml:space="preserve"> </w:t>
-            </w:r>
-            <w:r>
-              <w:t xml:space="preserve">Smith,</w:t>
-            </w:r>
-            <w:r>
-              <w:t xml:space="preserve"> </w:t>
-            </w:r>
-            <w:r>
-              <w:t xml:space="preserve">NC</w:t>
-            </w:r>
-            <w:r>
-              <w:t xml:space="preserve"> </w:t>
-            </w:r>
-            <w:r>
-              <w:t xml:space="preserve">Bar</w:t>
-            </w:r>
-            <w:r>
-              <w:t xml:space="preserve"> </w:t>
-            </w:r>
-            <w:r>
-              <w:t xml:space="preserve">No.</w:t>
-            </w:r>
-            <w:r>
-              <w:t xml:space="preserve"> </w:t>
-            </w:r>
-            <w:r>
-              <w:t xml:space="preserve">45014</w:t>
-            </w:r>
-          </w:p>
-          <w:p>
-            <w:pPr>
-              <w:spacing w:before="0" w:after="0" w:line="276" w:lineRule="exact"/>
-              <w:ind w:left="0" w:firstLine="0"/>
-              <w:jc w:val="left"/>
-            </w:pPr>
-            <w:r>
-              <w:t xml:space="preserve">PATTERSON</w:t>
-            </w:r>
-            <w:r>
-              <w:t xml:space="preserve"> </w:t>
-            </w:r>
-            <w:r>
-              <w:t xml:space="preserve">HARKAVY</w:t>
-            </w:r>
-            <w:r>
-              <w:t xml:space="preserve"> </w:t>
-            </w:r>
-            <w:r>
-              <w:t xml:space="preserve">LLP</w:t>
-            </w:r>
-          </w:p>
-          <w:p>
-            <w:pPr>
-              <w:spacing w:before="0" w:after="0" w:line="276" w:lineRule="exact"/>
-              <w:ind w:left="0" w:firstLine="0"/>
-              <w:jc w:val="left"/>
-            </w:pPr>
-            <w:r>
-              <w:t xml:space="preserve">100</w:t>
-            </w:r>
-            <w:r>
-              <w:t xml:space="preserve"> </w:t>
-            </w:r>
-            <w:r>
-              <w:t xml:space="preserve">Europa</w:t>
-            </w:r>
-            <w:r>
-              <w:t xml:space="preserve"> </w:t>
-            </w:r>
-            <w:r>
-              <w:t xml:space="preserve">Dr.,</w:t>
-            </w:r>
-            <w:r>
-              <w:t xml:space="preserve"> </w:t>
-            </w:r>
-            <w:r>
-              <w:t xml:space="preserve">Suite</w:t>
-            </w:r>
-            <w:r>
-              <w:t xml:space="preserve"> </w:t>
-            </w:r>
-            <w:r>
-              <w:t xml:space="preserve">420</w:t>
-            </w:r>
-          </w:p>
-          <w:p>
-            <w:pPr>
-              <w:spacing w:before="0" w:after="0" w:line="276" w:lineRule="exact"/>
-              <w:ind w:left="0" w:firstLine="0"/>
-              <w:jc w:val="left"/>
-            </w:pPr>
-            <w:r>
-              <w:t xml:space="preserve">Chapel</w:t>
-            </w:r>
-            <w:r>
-              <w:t xml:space="preserve"> </w:t>
-            </w:r>
-            <w:r>
-              <w:t xml:space="preserve">Hill,</w:t>
-            </w:r>
-            <w:r>
-              <w:t xml:space="preserve"> </w:t>
-            </w:r>
-            <w:r>
-              <w:t xml:space="preserve">NC</w:t>
-            </w:r>
-            <w:r>
-              <w:t xml:space="preserve"> </w:t>
-            </w:r>
-            <w:r>
-              <w:t xml:space="preserve">27517</w:t>
-            </w:r>
-          </w:p>
-          <w:p>
-            <w:pPr>
-              <w:spacing w:before="0" w:after="0" w:line="276" w:lineRule="exact"/>
-              <w:ind w:left="0" w:firstLine="0"/>
-              <w:jc w:val="left"/>
-            </w:pPr>
-            <w:r>
-              <w:t xml:space="preserve">(919)</w:t>
-            </w:r>
-            <w:r>
-              <w:t xml:space="preserve"> </w:t>
-            </w:r>
-            <w:r>
-              <w:t xml:space="preserve">942</w:t>
-              <w:noBreakHyphen/>
-              <w:t xml:space="preserve">5200</w:t>
-            </w:r>
-          </w:p>
-          <w:p>
-            <w:pPr>
-              <w:spacing w:before="0" w:after="0" w:line="276" w:lineRule="exact"/>
-              <w:ind w:left="0" w:firstLine="0"/>
-              <w:jc w:val="left"/>
-            </w:pPr>
-            <w:r>
-              <w:t xml:space="preserve">bcraige@pathlaw.com</w:t>
-            </w:r>
-          </w:p>
-        </w:tc>
-        <w:tc>
-          <w:tcPr>
-            <w:tcW w:w="3216" w:type="dxa"/>
-            <w:tcMar>
-              <w:left w:w="288" w:type="dxa"/>
-            </w:tcMar>
-          </w:tcPr>
-          <w:p>
-            <w:pPr>
-              <w:spacing w:before="0" w:after="0" w:line="276" w:lineRule="exact"/>
-              <w:ind w:left="0" w:firstLine="0"/>
-              <w:jc w:val="left"/>
-            </w:pPr>
-            <w:r>
-              <w:t xml:space="preserve">R.</w:t>
-            </w:r>
-            <w:r>
-              <w:t xml:space="preserve"> </w:t>
-            </w:r>
-            <w:r>
-              <w:t xml:space="preserve">Stanton</w:t>
-            </w:r>
-            <w:r>
-              <w:t xml:space="preserve"> </w:t>
-            </w:r>
-            <w:r>
-              <w:t xml:space="preserve">Jones*</w:t>
-            </w:r>
-          </w:p>
-          <w:p>
-            <w:pPr>
-              <w:spacing w:before="0" w:after="0" w:line="276" w:lineRule="exact"/>
-              <w:ind w:left="0" w:firstLine="0"/>
-              <w:jc w:val="left"/>
-            </w:pPr>
-            <w:r>
-              <w:t xml:space="preserve">Elisabeth</w:t>
-            </w:r>
-            <w:r>
-              <w:t xml:space="preserve"> </w:t>
-            </w:r>
-            <w:r>
-              <w:t xml:space="preserve">S.</w:t>
-            </w:r>
-            <w:r>
-              <w:t xml:space="preserve"> </w:t>
-            </w:r>
-            <w:r>
-              <w:t xml:space="preserve">Theodore*</w:t>
-            </w:r>
-          </w:p>
-          <w:p>
-            <w:pPr>
-              <w:spacing w:before="0" w:after="0" w:line="276" w:lineRule="exact"/>
-              <w:ind w:left="0" w:firstLine="0"/>
-              <w:jc w:val="left"/>
-            </w:pPr>
-            <w:r>
-              <w:t xml:space="preserve">Daniel</w:t>
-            </w:r>
-            <w:r>
-              <w:t xml:space="preserve"> </w:t>
-            </w:r>
-            <w:r>
-              <w:t xml:space="preserve">F.</w:t>
-            </w:r>
-            <w:r>
-              <w:t xml:space="preserve"> </w:t>
-            </w:r>
-            <w:r>
-              <w:t xml:space="preserve">Jacobson*</w:t>
-            </w:r>
-          </w:p>
-          <w:p>
-            <w:pPr>
-              <w:spacing w:before="0" w:after="0" w:line="276" w:lineRule="exact"/>
-              <w:ind w:left="0" w:firstLine="0"/>
-              <w:jc w:val="left"/>
-            </w:pPr>
-            <w:r>
-              <w:t xml:space="preserve">William</w:t>
-            </w:r>
-            <w:r>
-              <w:t xml:space="preserve"> </w:t>
-            </w:r>
-            <w:r>
-              <w:t xml:space="preserve">C.</w:t>
-            </w:r>
-            <w:r>
-              <w:t xml:space="preserve"> </w:t>
-            </w:r>
-            <w:r>
-              <w:t xml:space="preserve">Perdue*</w:t>
-            </w:r>
-          </w:p>
-          <w:p>
-            <w:pPr>
-              <w:spacing w:before="0" w:after="0" w:line="276" w:lineRule="exact"/>
-              <w:ind w:left="0" w:firstLine="0"/>
-              <w:jc w:val="left"/>
-            </w:pPr>
-            <w:r>
-              <w:t xml:space="preserve">Sara</w:t>
-            </w:r>
-            <w:r>
-              <w:t xml:space="preserve"> </w:t>
-            </w:r>
-            <w:r>
-              <w:t xml:space="preserve">Murphy</w:t>
-            </w:r>
-            <w:r>
-              <w:t xml:space="preserve"> </w:t>
-            </w:r>
-            <w:r>
-              <w:t xml:space="preserve">D’Amico*</w:t>
-            </w:r>
-          </w:p>
-          <w:p>
-            <w:pPr>
-              <w:spacing w:before="0" w:after="0" w:line="276" w:lineRule="exact"/>
-              <w:ind w:left="0" w:firstLine="0"/>
-              <w:jc w:val="left"/>
-            </w:pPr>
-            <w:r>
-              <w:t xml:space="preserve">Graham</w:t>
-            </w:r>
-            <w:r>
-              <w:t xml:space="preserve"> </w:t>
-            </w:r>
-            <w:r>
-              <w:t xml:space="preserve">W.</w:t>
-            </w:r>
-            <w:r>
-              <w:t xml:space="preserve"> </w:t>
-            </w:r>
-            <w:r>
-              <w:t xml:space="preserve">White*</w:t>
-            </w:r>
-          </w:p>
-          <w:p>
-            <w:pPr>
-              <w:spacing w:before="0" w:after="0" w:line="276" w:lineRule="exact"/>
-              <w:ind w:left="0" w:firstLine="0"/>
-              <w:jc w:val="left"/>
-            </w:pPr>
-            <w:r>
-              <w:t xml:space="preserve">ARNOLD</w:t>
-            </w:r>
-            <w:r>
-              <w:t xml:space="preserve"> </w:t>
-            </w:r>
-            <w:r>
-              <w:t xml:space="preserve">&amp;</w:t>
-            </w:r>
-            <w:r>
-              <w:t xml:space="preserve"> </w:t>
-            </w:r>
-            <w:r>
-              <w:t xml:space="preserve">PORTER</w:t>
-            </w:r>
-            <w:r>
-              <w:t xml:space="preserve"> </w:t>
-            </w:r>
-            <w:r>
-              <w:t xml:space="preserve">KAYE</w:t>
-            </w:r>
-            <w:r>
-              <w:t xml:space="preserve"> </w:t>
-            </w:r>
-            <w:r>
-              <w:t xml:space="preserve">SCHOLER</w:t>
-            </w:r>
-            <w:r>
-              <w:t xml:space="preserve"> </w:t>
-            </w:r>
-            <w:r>
-              <w:t xml:space="preserve">LLP</w:t>
-            </w:r>
-          </w:p>
-          <w:p>
-            <w:pPr>
-              <w:spacing w:before="0" w:after="0" w:line="276" w:lineRule="exact"/>
-              <w:ind w:left="0" w:firstLine="0"/>
-              <w:jc w:val="left"/>
-            </w:pPr>
-            <w:r>
-              <w:t xml:space="preserve">601</w:t>
-            </w:r>
-            <w:r>
-              <w:t xml:space="preserve"> </w:t>
-            </w:r>
-            <w:r>
-              <w:t xml:space="preserve">Massachusetts</w:t>
-            </w:r>
-            <w:r>
-              <w:t xml:space="preserve"> </w:t>
-            </w:r>
-            <w:r>
-              <w:t xml:space="preserve">Avenue</w:t>
-            </w:r>
-            <w:r>
-              <w:t xml:space="preserve"> </w:t>
-            </w:r>
-            <w:r>
-              <w:t xml:space="preserve">NW</w:t>
-            </w:r>
-          </w:p>
-          <w:p>
-            <w:pPr>
-              <w:spacing w:before="0" w:after="0" w:line="276" w:lineRule="exact"/>
-              <w:ind w:left="0" w:firstLine="0"/>
-              <w:jc w:val="left"/>
-            </w:pPr>
-            <w:r>
-              <w:t xml:space="preserve">Washington,</w:t>
-            </w:r>
-            <w:r>
-              <w:t xml:space="preserve"> </w:t>
-            </w:r>
-            <w:r>
-              <w:t xml:space="preserve">DC</w:t>
-            </w:r>
-            <w:r>
-              <w:t xml:space="preserve"> </w:t>
-            </w:r>
-            <w:r>
-              <w:t xml:space="preserve">20001</w:t>
-              <w:noBreakHyphen/>
-              <w:t xml:space="preserve">3743</w:t>
-            </w:r>
-          </w:p>
-          <w:p>
-            <w:pPr>
-              <w:spacing w:before="0" w:after="0" w:line="276" w:lineRule="exact"/>
-              <w:ind w:left="0" w:firstLine="0"/>
-              <w:jc w:val="left"/>
-            </w:pPr>
-            <w:r>
-              <w:t xml:space="preserve">(202)</w:t>
-            </w:r>
-            <w:r>
-              <w:t xml:space="preserve"> </w:t>
-            </w:r>
-            <w:r>
-              <w:t xml:space="preserve">954</w:t>
-              <w:noBreakHyphen/>
-              <w:t xml:space="preserve">5000</w:t>
-            </w:r>
-          </w:p>
-          <w:p>
-            <w:pPr>
-              <w:spacing w:before="0" w:after="0" w:line="276" w:lineRule="exact"/>
-              <w:ind w:left="0" w:firstLine="0"/>
-              <w:jc w:val="left"/>
-            </w:pPr>
-            <w:r>
-              <w:t xml:space="preserve">stanton.jones@arnoldporter.com</w:t>
-            </w:r>
-          </w:p>
-          <w:p>
-            <w:pPr>
-              <w:spacing w:before="0" w:after="0" w:line="276" w:lineRule="exact"/>
-              <w:ind w:left="0" w:firstLine="0"/>
-              <w:jc w:val="left"/>
-            </w:pPr>
-            <w:r>
-              <w:t xml:space="preserve">Counsel</w:t>
-            </w:r>
-            <w:r>
-              <w:t xml:space="preserve"> </w:t>
-            </w:r>
-            <w:r>
-              <w:t xml:space="preserve">for</w:t>
-            </w:r>
-            <w:r>
-              <w:t xml:space="preserve"> </w:t>
-            </w:r>
-            <w:r>
-              <w:t xml:space="preserve">Plaintiffs</w:t>
-            </w:r>
-          </w:p>
-        </w:tc>
-        <w:tc>
-          <w:tcPr>
-            <w:tcW w:w="3216" w:type="dxa"/>
-            <w:tcMar>
-              <w:left w:w="288" w:type="dxa"/>
-            </w:tcMar>
-          </w:tcPr>
-          <w:p>
-            <w:pPr>
-              <w:spacing w:before="0" w:after="0" w:line="276" w:lineRule="exact"/>
-              <w:ind w:left="0" w:firstLine="0"/>
-              <w:jc w:val="left"/>
-            </w:pPr>
-            <w:r>
-              <w:t xml:space="preserve">Marc</w:t>
-            </w:r>
-            <w:r>
-              <w:t xml:space="preserve"> </w:t>
-            </w:r>
-            <w:r>
-              <w:t xml:space="preserve">E.</w:t>
-            </w:r>
-            <w:r>
-              <w:t xml:space="preserve"> </w:t>
-            </w:r>
-            <w:r>
-              <w:t xml:space="preserve">Elias**</w:t>
-            </w:r>
-          </w:p>
-          <w:p>
-            <w:pPr>
-              <w:spacing w:before="0" w:after="0" w:line="276" w:lineRule="exact"/>
-              <w:ind w:left="0" w:firstLine="0"/>
-              <w:jc w:val="left"/>
-            </w:pPr>
-            <w:r>
-              <w:t xml:space="preserve">Aria</w:t>
-            </w:r>
-            <w:r>
-              <w:t xml:space="preserve"> </w:t>
-            </w:r>
-            <w:r>
-              <w:t xml:space="preserve">C.</w:t>
-            </w:r>
-            <w:r>
-              <w:t xml:space="preserve"> </w:t>
-            </w:r>
-            <w:r>
-              <w:t xml:space="preserve">Branch**</w:t>
-            </w:r>
-          </w:p>
-          <w:p>
-            <w:pPr>
-              <w:spacing w:before="0" w:after="0" w:line="276" w:lineRule="exact"/>
-              <w:ind w:left="0" w:firstLine="0"/>
-              <w:jc w:val="left"/>
-            </w:pPr>
-            <w:r>
-              <w:t xml:space="preserve">Abha</w:t>
-            </w:r>
-            <w:r>
-              <w:t xml:space="preserve"> </w:t>
-            </w:r>
-            <w:r>
-              <w:t xml:space="preserve">Khanna**</w:t>
-            </w:r>
-          </w:p>
-          <w:p>
-            <w:pPr>
-              <w:spacing w:before="0" w:after="0" w:line="276" w:lineRule="exact"/>
-              <w:ind w:left="0" w:firstLine="0"/>
-              <w:jc w:val="left"/>
-            </w:pPr>
-            <w:r>
-              <w:t xml:space="preserve">PERKINS</w:t>
-            </w:r>
-            <w:r>
-              <w:t xml:space="preserve"> </w:t>
-            </w:r>
-            <w:r>
-              <w:t xml:space="preserve">COIE</w:t>
-            </w:r>
-            <w:r>
-              <w:t xml:space="preserve"> </w:t>
-            </w:r>
-            <w:r>
-              <w:t xml:space="preserve">LLP</w:t>
-            </w:r>
-          </w:p>
-          <w:p>
-            <w:pPr>
-              <w:spacing w:before="0" w:after="0" w:line="276" w:lineRule="exact"/>
-              <w:ind w:left="0" w:firstLine="0"/>
-              <w:jc w:val="left"/>
-            </w:pPr>
-            <w:r>
-              <w:t xml:space="preserve">700</w:t>
-            </w:r>
-            <w:r>
-              <w:t xml:space="preserve"> </w:t>
-            </w:r>
-            <w:r>
-              <w:t xml:space="preserve">13th</w:t>
-            </w:r>
-            <w:r>
-              <w:t xml:space="preserve"> </w:t>
-            </w:r>
-            <w:r>
-              <w:t xml:space="preserve">Street</w:t>
-            </w:r>
-            <w:r>
-              <w:t xml:space="preserve"> </w:t>
-            </w:r>
-            <w:r>
-              <w:t xml:space="preserve">NW</w:t>
-            </w:r>
-          </w:p>
-          <w:p>
-            <w:pPr>
-              <w:spacing w:before="0" w:after="0" w:line="276" w:lineRule="exact"/>
-              <w:ind w:left="0" w:firstLine="0"/>
-              <w:jc w:val="left"/>
-            </w:pPr>
-            <w:r>
-              <w:t xml:space="preserve">Washington,</w:t>
-            </w:r>
-            <w:r>
-              <w:t xml:space="preserve"> </w:t>
-            </w:r>
-            <w:r>
-              <w:t xml:space="preserve">DC</w:t>
-            </w:r>
-            <w:r>
-              <w:t xml:space="preserve"> </w:t>
-            </w:r>
-            <w:r>
-              <w:t xml:space="preserve">20005</w:t>
-              <w:noBreakHyphen/>
-              <w:t xml:space="preserve">3960</w:t>
-            </w:r>
-          </w:p>
-          <w:p>
-            <w:pPr>
-              <w:spacing w:before="0" w:after="0" w:line="276" w:lineRule="exact"/>
-              <w:ind w:left="0" w:firstLine="0"/>
-              <w:jc w:val="left"/>
-            </w:pPr>
-            <w:r>
-              <w:t xml:space="preserve">(202)</w:t>
-            </w:r>
-            <w:r>
-              <w:t xml:space="preserve"> </w:t>
-            </w:r>
-            <w:r>
-              <w:t xml:space="preserve">654</w:t>
-              <w:noBreakHyphen/>
-              <w:t xml:space="preserve">6200</w:t>
-            </w:r>
-          </w:p>
-          <w:p>
-            <w:pPr>
-              <w:spacing w:before="0" w:after="0" w:line="276" w:lineRule="exact"/>
-              <w:ind w:left="0" w:firstLine="0"/>
-              <w:jc w:val="left"/>
-            </w:pPr>
-            <w:r>
-              <w:t xml:space="preserve">melias@perkinscoie.com</w:t>
-            </w:r>
-          </w:p>
-          <w:p>
-            <w:pPr>
-              <w:spacing w:before="0" w:after="0" w:line="276" w:lineRule="exact"/>
-              <w:ind w:left="0" w:firstLine="0"/>
-              <w:jc w:val="left"/>
-            </w:pPr>
-            <w:r>
-              <w:t xml:space="preserve">Counsel</w:t>
-            </w:r>
-            <w:r>
-              <w:t xml:space="preserve"> </w:t>
-            </w:r>
-            <w:r>
-              <w:t xml:space="preserve">for</w:t>
-            </w:r>
-            <w:r>
-              <w:t xml:space="preserve"> </w:t>
-            </w:r>
-            <w:r>
-              <w:t xml:space="preserve">Plaintiffs</w:t>
-            </w:r>
-          </w:p>
-          <w:p>
-            <w:pPr>
-              <w:spacing w:before="0" w:after="0" w:line="276" w:lineRule="exact"/>
-              <w:ind w:left="0" w:firstLine="0"/>
-              <w:jc w:val="left"/>
-            </w:pPr>
-            <w:r>
-              <w:t xml:space="preserve">*</w:t>
-            </w:r>
-            <w:r>
-              <w:t xml:space="preserve"> </w:t>
-            </w:r>
-            <w:r>
-              <w:t xml:space="preserve">Admitted</w:t>
-            </w:r>
-            <w:r>
-              <w:t xml:space="preserve"> </w:t>
-            </w:r>
-            <w:r>
-              <w:t xml:space="preserve">Pro</w:t>
-            </w:r>
-            <w:r>
-              <w:t xml:space="preserve"> </w:t>
-            </w:r>
-            <w:r>
-              <w:t xml:space="preserve">Hac</w:t>
-            </w:r>
-            <w:r>
-              <w:t xml:space="preserve"> </w:t>
-            </w:r>
-            <w:r>
-              <w:t xml:space="preserve">Vice</w:t>
-            </w:r>
-          </w:p>
-          <w:p>
-            <w:pPr>
-              <w:spacing w:before="0" w:after="0" w:line="276" w:lineRule="exact"/>
-              <w:ind w:left="0" w:firstLine="0"/>
-              <w:jc w:val="left"/>
-            </w:pPr>
-            <w:r>
-              <w:t xml:space="preserve">**</w:t>
-            </w:r>
-            <w:r>
-              <w:t xml:space="preserve"> </w:t>
-            </w:r>
-            <w:r>
-              <w:t xml:space="preserve">Pro</w:t>
-            </w:r>
-            <w:r>
-              <w:t xml:space="preserve"> </w:t>
-            </w:r>
-            <w:r>
-              <w:t xml:space="preserve">Hac</w:t>
-            </w:r>
-            <w:r>
-              <w:t xml:space="preserve"> </w:t>
-            </w:r>
-            <w:r>
-              <w:t xml:space="preserve">Vice</w:t>
-            </w:r>
-            <w:r>
-              <w:t xml:space="preserve"> </w:t>
-            </w:r>
-            <w:r>
-              <w:t xml:space="preserve">Application</w:t>
-            </w:r>
-            <w:r>
-              <w:t xml:space="preserve"> </w:t>
-            </w:r>
-            <w:r>
-              <w:t xml:space="preserve">Pending</w:t>
-            </w:r>
-          </w:p>
-        </w:tc>
-      </w:tr>
-    </w:tbl>
     <w:p>
       <w:pPr>
         <w:spacing w:before="0" w:after="0" w:line="1" w:lineRule="exact"/>
@@ -1880,7 +1055,7 @@
         <w:tab/>
       </w:r>
       <w:r>
-        <w:t xml:space="preserve">11</w:t>
+        <w:t xml:space="preserve">12</w:t>
       </w:r>
     </w:p>
     <w:p>
@@ -1950,7 +1125,7 @@
         <w:tab/>
       </w:r>
       <w:r>
-        <w:t xml:space="preserve">13</w:t>
+        <w:t xml:space="preserve">14</w:t>
       </w:r>
     </w:p>
     <w:p>
@@ -2364,7 +1539,7 @@
         <w:tab/>
       </w:r>
       <w:r>
-        <w:t xml:space="preserve">28</w:t>
+        <w:t xml:space="preserve">29</w:t>
       </w:r>
     </w:p>
     <w:p>
@@ -2458,7 +1633,7 @@
         <w:tab/>
       </w:r>
       <w:r>
-        <w:t xml:space="preserve">30</w:t>
+        <w:t xml:space="preserve">31</w:t>
       </w:r>
     </w:p>
     <w:p>
@@ -3609,13 +2784,7 @@
         <w:t xml:space="preserve"> </w:t>
       </w:r>
       <w:r>
-        <w:t xml:space="preserve">at 1566. The court held that,</w:t>
-      </w:r>
-      <w:r>
-        <w:t xml:space="preserve"> </w:t>
-      </w:r>
-      <w:r>
-        <w:t xml:space="preserve">“[c]onsidering the four factors relevant to the grant of a preliminary injunction, this case is not even a close one. Preliminary injunctive relief is not only appropriate, but also necessary in order to provide an interim remedy for a serious constitutional violation affecting the electoral process in the State.”</w:t>
+        <w:t xml:space="preserve">at 1566. The court held that, “[c]onsidering the four factors relevant to the grant of a preliminary injunction, this case is not even a close one. Preliminary injunctive relief is not only appropriate, but also necessary in order to provide an interim remedy for a serious constitutional violation affecting the electoral process in the State.”</w:t>
       </w:r>
       <w:r>
         <w:t xml:space="preserve"> </w:t>
@@ -3637,16 +2806,7 @@
         <w:noBreakHyphen/>
       </w:r>
       <w:r>
-        <w:t xml:space="preserve">61. The court added:</w:t>
-      </w:r>
-      <w:r>
-        <w:t xml:space="preserve"> </w:t>
-      </w:r>
-      <w:r>
-        <w:t xml:space="preserve">“No department of the government … has a legitimate interest in continuing in effect a violation of another citizen’s constitutional rights, and thus”</w:t>
-      </w:r>
-      <w:r>
-        <w:t xml:space="preserve">the harm Plaintiffs would suffer if we permitted the continued constitutional violation clearly outweighs any harm the injunction may cause other parties.” The court entered its preliminary injunction six months before the general election.</w:t>
+        <w:t xml:space="preserve">61. The court added: “No department of the government … has a legitimate interest in continuing in effect a violation of another citizen’s constitutional rights, and thus “the harm Plaintiffs would suffer if we permitted the continued constitutional violation clearly outweighs any harm the injunction may cause other parties.” The court entered its preliminary injunction six months before the general election.</w:t>
       </w:r>
     </w:p>
     <w:p>
@@ -5854,8 +5014,6 @@
         <w:rPr>
           <w:b/>
           <w:bCs/>
-          <w:i/>
-          <w:iCs/>
         </w:rPr>
         <w:t xml:space="preserve">Common</w:t>
       </w:r>
@@ -5863,17 +5021,13 @@
         <w:rPr>
           <w:b/>
           <w:bCs/>
-          <w:i/>
-          <w:iCs/>
-        </w:rPr>
-        <w:t xml:space="preserve"> </w:t>
-      </w:r>
-      <w:r>
-        <w:rPr>
-          <w:b/>
-          <w:bCs/>
-          <w:i/>
-          <w:iCs/>
+        </w:rPr>
+        <w:t xml:space="preserve"> </w:t>
+      </w:r>
+      <w:r>
+        <w:rPr>
+          <w:b/>
+          <w:bCs/>
         </w:rPr>
         <w:t xml:space="preserve">Cause</w:t>
       </w:r>
@@ -5881,17 +5035,13 @@
         <w:rPr>
           <w:b/>
           <w:bCs/>
-          <w:i/>
-          <w:iCs/>
-        </w:rPr>
-        <w:t xml:space="preserve"> </w:t>
-      </w:r>
-      <w:r>
-        <w:rPr>
-          <w:b/>
-          <w:bCs/>
-          <w:i/>
-          <w:iCs/>
+        </w:rPr>
+        <w:t xml:space="preserve"> </w:t>
+      </w:r>
+      <w:r>
+        <w:rPr>
+          <w:b/>
+          <w:bCs/>
         </w:rPr>
         <w:t xml:space="preserve">v.</w:t>
       </w:r>
@@ -5899,17 +5049,13 @@
         <w:rPr>
           <w:b/>
           <w:bCs/>
-          <w:i/>
-          <w:iCs/>
-        </w:rPr>
-        <w:t xml:space="preserve"> </w:t>
-      </w:r>
-      <w:r>
-        <w:rPr>
-          <w:b/>
-          <w:bCs/>
-          <w:i/>
-          <w:iCs/>
+        </w:rPr>
+        <w:t xml:space="preserve"> </w:t>
+      </w:r>
+      <w:r>
+        <w:rPr>
+          <w:b/>
+          <w:bCs/>
         </w:rPr>
         <w:t xml:space="preserve">Lewis</w:t>
       </w:r>
@@ -6079,13 +5225,7 @@
         <w:pStyle w:val="BodyText"/>
       </w:pPr>
       <w:r>
-        <w:t xml:space="preserve">Legislative Defendants do not deny that they</w:t>
-      </w:r>
-      <w:r>
-        <w:t xml:space="preserve"> </w:t>
-      </w:r>
-      <w:r>
-        <w:t xml:space="preserve">“analyzed the voting histories of every VTD in North Carolina, identified VTDs that favor Democratic candidates, and then singled out the voters in those VTDs for disfavored treatment by packing and cracking them into districts with the aim of diluting their votes and, in the case of cracked districts, ensuring that these voters are significantly less likely, in comparison to Republican voters, to be able to elect a candidate who shares their views.”</w:t>
+        <w:t xml:space="preserve">Legislative Defendants do not deny that they “analyzed the voting histories of every VTD in North Carolina, identified VTDs that favor Democratic candidates, and then singled out the voters in those VTDs for disfavored treatment by packing and cracking them into districts with the aim of diluting their votes and, in the case of cracked districts, ensuring that these voters are significantly less likely, in comparison to Republican voters, to be able to elect a candidate who shares their views.”</w:t>
       </w:r>
       <w:r>
         <w:t xml:space="preserve"> </w:t>
@@ -6101,16 +5241,7 @@
         <w:t xml:space="preserve"> </w:t>
       </w:r>
       <w:r>
-        <w:t xml:space="preserve">at *120. They do not deny that the 2016 Plan has made the votes of Plaintiffs and other Democratic voters”</w:t>
-      </w:r>
-      <w:r>
-        <w:t xml:space="preserve">less effective” and has restricted</w:t>
-      </w:r>
-      <w:r>
-        <w:t xml:space="preserve"> </w:t>
-      </w:r>
-      <w:r>
-        <w:t xml:space="preserve">“the ability of like-minded people across the State to affiliate in a political party and carry out [their] activities and objects.”</w:t>
+        <w:t xml:space="preserve">at *120. They do not deny that the 2016 Plan has made the votes of Plaintiffs and other Democratic voters “less effective” and has restricted “the ability of like-minded people across the State to affiliate in a political party and carry out [their] activities and objects.”</w:t>
       </w:r>
       <w:r>
         <w:t xml:space="preserve"> </w:t>
@@ -6126,43 +5257,7 @@
         <w:t xml:space="preserve"> </w:t>
       </w:r>
       <w:r>
-        <w:t xml:space="preserve">at *122 (alterations and internal quotation marks omitted). And they do not deny that under the 2016 Plan,</w:t>
-      </w:r>
-      <w:r>
-        <w:t xml:space="preserve"> </w:t>
-      </w:r>
-      <w:r>
-        <w:t xml:space="preserve">“[i]n relative terms, Democratic voters … are far less able to succeed in electing candidates of their choice than they would be under plans that were not so carefully crafted,”</w:t>
-      </w:r>
-      <w:r>
-        <w:t xml:space="preserve"> </w:t>
-      </w:r>
-      <w:r>
-        <w:t xml:space="preserve">that the 2016 Plan was crafted with the intent to</w:t>
-      </w:r>
-      <w:r>
-        <w:t xml:space="preserve"> </w:t>
-      </w:r>
-      <w:r>
-        <w:t xml:space="preserve">“target[] Democratic voters based on their voting histories,”</w:t>
-      </w:r>
-      <w:r>
-        <w:t xml:space="preserve"> </w:t>
-      </w:r>
-      <w:r>
-        <w:t xml:space="preserve">and that this partisan intent</w:t>
-      </w:r>
-      <w:r>
-        <w:t xml:space="preserve"> </w:t>
-      </w:r>
-      <w:r>
-        <w:t xml:space="preserve">“caused”</w:t>
-      </w:r>
-      <w:r>
-        <w:t xml:space="preserve"> </w:t>
-      </w:r>
-      <w:r>
-        <w:t xml:space="preserve">Democratic voters to have less success at the polls.</w:t>
+        <w:t xml:space="preserve">at *122 (alterations and internal quotation marks omitted). And they do not deny that under the 2016 Plan, “[i]n relative terms, Democratic voters … are far less able to succeed in electing candidates of their choice than they would be under plans that were not so carefully crafted,” that the 2016 Plan was crafted with the intent to “target[] Democratic voters based on their voting histories,” and that this partisan intent “caused” Democratic voters to have less success at the polls.</w:t>
       </w:r>
       <w:r>
         <w:t xml:space="preserve"> </w:t>
@@ -7089,7 +6184,7 @@
         <w:t xml:space="preserve">See Minnesota Redistricting Cases: the 1990s</w:t>
       </w:r>
       <w:r>
-        <w:t xml:space="preserve">, https://www.senate.mn/​departments/​scr/​REDIST/​Redsum/​mnsum.htm.</w:t>
+        <w:t xml:space="preserve">, https://​www.​senate.​mn/​departments/​scr/​REDIST/​Redsum/​mnsum.​htm.</w:t>
       </w:r>
     </w:p>
     <w:p>
@@ -8318,25 +7413,7 @@
         <w:t xml:space="preserve">Common Cause</w:t>
       </w:r>
       <w:r>
-        <w:t xml:space="preserve">, this Court held that individual voters have standing to bring partisan gerrymandering claims if they</w:t>
-      </w:r>
-      <w:r>
-        <w:t xml:space="preserve"> </w:t>
-      </w:r>
-      <w:r>
-        <w:t xml:space="preserve">“live in … districts that are outliers in partisan composition relative to the districts in which they live under Dr. Chen’s nonpartisan simulated plans.”</w:t>
-      </w:r>
-      <w:r>
-        <w:t xml:space="preserve"> </w:t>
-      </w:r>
-      <w:r>
-        <w:t xml:space="preserve">2019 WL 4569584, at *107. For purposes of North Carolina standing law, such plaintiffs have a</w:t>
-      </w:r>
-      <w:r>
-        <w:t xml:space="preserve"> </w:t>
-      </w:r>
-      <w:r>
-        <w:t xml:space="preserve">“personal stake in the outcome of the controversy and a specific harm directly attributable to the partisan gerrymandering of the district in which they reside.</w:t>
+        <w:t xml:space="preserve">, this Court held that individual voters have standing to bring partisan gerrymandering claims if they “live in … districts that are outliers in partisan composition relative to the districts in which they live under Dr. Chen’s nonpartisan simulated plans.” 2019 WL 4569584, at *107. For purposes of North Carolina standing law, such plaintiffs have a “personal stake in the outcome of the controversy and a specific harm directly attributable to the partisan gerrymandering of the district in which they reside.</w:t>
       </w:r>
       <w:r>
         <w:t xml:space="preserve"> </w:t>
@@ -8352,10 +7429,7 @@
         <w:t xml:space="preserve"> </w:t>
       </w:r>
       <w:r>
-        <w:t xml:space="preserve">Such plaintiffs had standing to challenge their individual districts as well as their entire county groupings, the Court held,”</w:t>
-      </w:r>
-      <w:r>
-        <w:t xml:space="preserve">because the manner in which one district is drawn within a county grouping is tied to the drawing of some, and possibly all, of the other districts within that same grouping.”</w:t>
+        <w:t xml:space="preserve">Such plaintiffs had standing to challenge their individual districts as well as their entire county groupings, the Court held, “because the manner in which one district is drawn within a county grouping is tied to the drawing of some, and possibly all, of the other districts within that same grouping.”</w:t>
       </w:r>
       <w:r>
         <w:t xml:space="preserve"> </w:t>
@@ -9984,7 +9058,7 @@
         <w:t xml:space="preserve">, 733 F.2d 946, 959 (D.C. Cir. 1984) (Scalia, J., concurring) (</w:t>
       </w:r>
       <w:r>
-        <w:t xml:space="preserve">“In my view no officers of the United States . . . exercise their governmental powers as personal prerogatives in which they have a judicially cognizable private interest.”</w:t>
+        <w:t xml:space="preserve">“In my view no officers of the United States . . . exercise their governmental powers as personal prerogatives in which they have a judicially cognizable private interest.”</w:t>
       </w:r>
       <w:r>
         <w:t xml:space="preserve">).</w:t>
@@ -10542,13 +9616,7 @@
         <w:t xml:space="preserve"> </w:t>
       </w:r>
       <w:r>
-        <w:t xml:space="preserve">and other required steps, Bell Aff. ¶¶ 3</w:t>
-      </w:r>
-      <w:r>
-        <w:noBreakHyphen/>
-      </w:r>
-      <w:r>
-        <w:t xml:space="preserve">9. After considering all of these issues, the State Board’s Executive Director concludes that the March 2020 elections can be properly administered, without delay, so long as the remedial map is complete by December 15.</w:t>
+        <w:t xml:space="preserve">and other required steps, Bell Aff. ¶¶ 3-⁠9. After considering all of these issues, the State Board’s Executive Director concludes that the March 2020 elections can be properly administered, without delay, so long as the remedial map is complete by December 15.</w:t>
       </w:r>
       <w:r>
         <w:t xml:space="preserve"> </w:t>
@@ -10584,13 +9652,7 @@
         <w:t xml:space="preserve"> </w:t>
       </w:r>
       <w:r>
-        <w:t xml:space="preserve">LD Opp. 20 (citing N.C. Gen. Stat. § 163A</w:t>
-      </w:r>
-      <w:r>
-        <w:noBreakHyphen/>
-      </w:r>
-      <w:r>
-        <w:t xml:space="preserve">974) (emphasis added). This misstates the deadline. As the State Board’s Executive Director attested,</w:t>
+        <w:t xml:space="preserve">LD Opp. 20 (citing N.C. Gen. Stat. § 163A-⁠974) (emphasis added). This misstates the deadline. As the State Board’s Executive Director attested,</w:t>
       </w:r>
       <w:r>
         <w:t xml:space="preserve"> </w:t>
@@ -12039,6 +11101,867 @@
             <w:r>
               <w:t xml:space="preserve">Plaintiffs</w:t>
             </w:r>
+          </w:p>
+        </w:tc>
+      </w:tr>
+    </w:tbl>
+    <w:p>
+      <w:pPr>
+        <w:spacing w:before="0" w:after="0" w:line="576" w:lineRule="exact"/>
+      </w:pPr>
+    </w:p>
+    <w:tbl>
+      <w:tblPr>
+        <w:tblW w:w="9360" w:type="dxa"/>
+        <w:tblLayout w:type="fixed"/>
+        <w:tblCellMar>
+          <w:top w:w="0" w:type="dxa"/>
+          <w:left w:w="0" w:type="dxa"/>
+          <w:bottom w:w="0" w:type="dxa"/>
+          <w:right w:w="0" w:type="dxa"/>
+        </w:tblCellMar>
+        <w:tblLook w:val="0000" w:firstRow="0" w:lastRow="0" w:firstColumn="0" w:lastColumn="0" w:noHBand="0" w:noVBand="0"/>
+      </w:tblPr>
+      <w:tblGrid>
+        <w:gridCol w:w="4464"/>
+        <w:gridCol w:w="4896"/>
+      </w:tblGrid>
+      <w:tr>
+        <w:trPr>
+          <w:cantSplit/>
+        </w:trPr>
+        <w:tc>
+          <w:tcPr>
+            <w:tcW w:w="4464" w:type="dxa"/>
+          </w:tcPr>
+          <w:p>
+            <w:pPr>
+              <w:spacing w:before="0" w:after="0" w:line="276" w:lineRule="exact"/>
+              <w:ind w:left="0" w:firstLine="0"/>
+              <w:jc w:val="left"/>
+            </w:pPr>
+            <w:r>
+              <w:t xml:space="preserve">Burton</w:t>
+            </w:r>
+            <w:r>
+              <w:t xml:space="preserve"> </w:t>
+            </w:r>
+            <w:r>
+              <w:t xml:space="preserve">Craige,</w:t>
+            </w:r>
+            <w:r>
+              <w:t xml:space="preserve"> </w:t>
+            </w:r>
+            <w:r>
+              <w:t xml:space="preserve">NC</w:t>
+            </w:r>
+            <w:r>
+              <w:t xml:space="preserve"> </w:t>
+            </w:r>
+            <w:r>
+              <w:t xml:space="preserve">Bar</w:t>
+            </w:r>
+            <w:r>
+              <w:t xml:space="preserve"> </w:t>
+            </w:r>
+            <w:r>
+              <w:t xml:space="preserve">No.</w:t>
+            </w:r>
+            <w:r>
+              <w:t xml:space="preserve"> </w:t>
+            </w:r>
+            <w:r>
+              <w:t xml:space="preserve">9180</w:t>
+            </w:r>
+          </w:p>
+          <w:p>
+            <w:pPr>
+              <w:spacing w:before="0" w:after="0" w:line="276" w:lineRule="exact"/>
+              <w:ind w:left="0" w:firstLine="0"/>
+              <w:jc w:val="left"/>
+            </w:pPr>
+            <w:r>
+              <w:t xml:space="preserve">Narendra</w:t>
+            </w:r>
+            <w:r>
+              <w:t xml:space="preserve"> </w:t>
+            </w:r>
+            <w:r>
+              <w:t xml:space="preserve">K.</w:t>
+            </w:r>
+            <w:r>
+              <w:t xml:space="preserve"> </w:t>
+            </w:r>
+            <w:r>
+              <w:t xml:space="preserve">Ghosh,</w:t>
+            </w:r>
+            <w:r>
+              <w:t xml:space="preserve"> </w:t>
+            </w:r>
+            <w:r>
+              <w:t xml:space="preserve">NC</w:t>
+            </w:r>
+            <w:r>
+              <w:t xml:space="preserve"> </w:t>
+            </w:r>
+            <w:r>
+              <w:t xml:space="preserve">Bar</w:t>
+            </w:r>
+            <w:r>
+              <w:t xml:space="preserve"> </w:t>
+            </w:r>
+            <w:r>
+              <w:t xml:space="preserve">No.</w:t>
+            </w:r>
+            <w:r>
+              <w:t xml:space="preserve"> </w:t>
+            </w:r>
+            <w:r>
+              <w:t xml:space="preserve">37649</w:t>
+            </w:r>
+          </w:p>
+          <w:p>
+            <w:pPr>
+              <w:spacing w:before="0" w:after="0" w:line="276" w:lineRule="exact"/>
+              <w:ind w:left="0" w:firstLine="0"/>
+              <w:jc w:val="left"/>
+            </w:pPr>
+            <w:r>
+              <w:t xml:space="preserve">Paul</w:t>
+            </w:r>
+            <w:r>
+              <w:t xml:space="preserve"> </w:t>
+            </w:r>
+            <w:r>
+              <w:t xml:space="preserve">E.</w:t>
+            </w:r>
+            <w:r>
+              <w:t xml:space="preserve"> </w:t>
+            </w:r>
+            <w:r>
+              <w:t xml:space="preserve">Smith,</w:t>
+            </w:r>
+            <w:r>
+              <w:t xml:space="preserve"> </w:t>
+            </w:r>
+            <w:r>
+              <w:t xml:space="preserve">NC</w:t>
+            </w:r>
+            <w:r>
+              <w:t xml:space="preserve"> </w:t>
+            </w:r>
+            <w:r>
+              <w:t xml:space="preserve">Bar</w:t>
+            </w:r>
+            <w:r>
+              <w:t xml:space="preserve"> </w:t>
+            </w:r>
+            <w:r>
+              <w:t xml:space="preserve">No.</w:t>
+            </w:r>
+            <w:r>
+              <w:t xml:space="preserve"> </w:t>
+            </w:r>
+            <w:r>
+              <w:t xml:space="preserve">45014</w:t>
+            </w:r>
+          </w:p>
+          <w:p>
+            <w:pPr>
+              <w:spacing w:before="0" w:after="0" w:line="276" w:lineRule="exact"/>
+              <w:ind w:left="0" w:firstLine="0"/>
+              <w:jc w:val="left"/>
+            </w:pPr>
+            <w:r>
+              <w:t xml:space="preserve">PATTERSON</w:t>
+            </w:r>
+            <w:r>
+              <w:t xml:space="preserve"> </w:t>
+            </w:r>
+            <w:r>
+              <w:t xml:space="preserve">HARKAVY</w:t>
+            </w:r>
+            <w:r>
+              <w:t xml:space="preserve"> </w:t>
+            </w:r>
+            <w:r>
+              <w:t xml:space="preserve">LLP</w:t>
+            </w:r>
+          </w:p>
+          <w:p>
+            <w:pPr>
+              <w:spacing w:before="0" w:after="0" w:line="276" w:lineRule="exact"/>
+              <w:ind w:left="0" w:firstLine="0"/>
+              <w:jc w:val="left"/>
+            </w:pPr>
+            <w:r>
+              <w:t xml:space="preserve">100</w:t>
+            </w:r>
+            <w:r>
+              <w:t xml:space="preserve"> </w:t>
+            </w:r>
+            <w:r>
+              <w:t xml:space="preserve">Europa</w:t>
+            </w:r>
+            <w:r>
+              <w:t xml:space="preserve"> </w:t>
+            </w:r>
+            <w:r>
+              <w:t xml:space="preserve">Dr.,</w:t>
+            </w:r>
+            <w:r>
+              <w:t xml:space="preserve"> </w:t>
+            </w:r>
+            <w:r>
+              <w:t xml:space="preserve">Suite</w:t>
+            </w:r>
+            <w:r>
+              <w:t xml:space="preserve"> </w:t>
+            </w:r>
+            <w:r>
+              <w:t xml:space="preserve">420</w:t>
+            </w:r>
+          </w:p>
+          <w:p>
+            <w:pPr>
+              <w:spacing w:before="0" w:after="0" w:line="276" w:lineRule="exact"/>
+              <w:ind w:left="0" w:firstLine="0"/>
+              <w:jc w:val="left"/>
+            </w:pPr>
+            <w:r>
+              <w:t xml:space="preserve">Chapel</w:t>
+            </w:r>
+            <w:r>
+              <w:t xml:space="preserve"> </w:t>
+            </w:r>
+            <w:r>
+              <w:t xml:space="preserve">Hill,</w:t>
+            </w:r>
+            <w:r>
+              <w:t xml:space="preserve"> </w:t>
+            </w:r>
+            <w:r>
+              <w:t xml:space="preserve">NC</w:t>
+            </w:r>
+            <w:r>
+              <w:t xml:space="preserve"> </w:t>
+            </w:r>
+            <w:r>
+              <w:t xml:space="preserve">27517</w:t>
+            </w:r>
+          </w:p>
+          <w:p>
+            <w:pPr>
+              <w:spacing w:before="0" w:after="0" w:line="276" w:lineRule="exact"/>
+              <w:ind w:left="0" w:firstLine="0"/>
+              <w:jc w:val="left"/>
+            </w:pPr>
+            <w:r>
+              <w:t xml:space="preserve">(919)</w:t>
+            </w:r>
+            <w:r>
+              <w:t xml:space="preserve"> </w:t>
+            </w:r>
+            <w:r>
+              <w:t xml:space="preserve">942</w:t>
+              <w:noBreakHyphen/>
+              <w:t xml:space="preserve">5200</w:t>
+            </w:r>
+          </w:p>
+          <w:p>
+            <w:pPr>
+              <w:spacing w:before="0" w:after="0" w:line="276" w:lineRule="exact"/>
+              <w:ind w:left="0" w:firstLine="0"/>
+              <w:jc w:val="left"/>
+            </w:pPr>
+            <w:r>
+              <w:t xml:space="preserve">bcraige@pathlaw.com</w:t>
+            </w:r>
+          </w:p>
+        </w:tc>
+        <w:tc>
+          <w:tcPr>
+            <w:tcW w:w="4896" w:type="dxa"/>
+            <w:tcMar>
+              <w:left w:w="432" w:type="dxa"/>
+            </w:tcMar>
+          </w:tcPr>
+          <w:p>
+            <w:pPr>
+              <w:spacing w:before="0" w:after="0" w:line="276" w:lineRule="exact"/>
+              <w:ind w:left="0" w:firstLine="0"/>
+              <w:jc w:val="left"/>
+            </w:pPr>
+            <w:r>
+              <w:t xml:space="preserve">R.</w:t>
+            </w:r>
+            <w:r>
+              <w:t xml:space="preserve"> </w:t>
+            </w:r>
+            <w:r>
+              <w:t xml:space="preserve">Stanton</w:t>
+            </w:r>
+            <w:r>
+              <w:t xml:space="preserve"> </w:t>
+            </w:r>
+            <w:r>
+              <w:t xml:space="preserve">Jones*</w:t>
+            </w:r>
+          </w:p>
+          <w:p>
+            <w:pPr>
+              <w:spacing w:before="0" w:after="0" w:line="276" w:lineRule="exact"/>
+              <w:ind w:left="0" w:firstLine="0"/>
+              <w:jc w:val="left"/>
+            </w:pPr>
+            <w:r>
+              <w:t xml:space="preserve">Elisabeth</w:t>
+            </w:r>
+            <w:r>
+              <w:t xml:space="preserve"> </w:t>
+            </w:r>
+            <w:r>
+              <w:t xml:space="preserve">S.</w:t>
+            </w:r>
+            <w:r>
+              <w:t xml:space="preserve"> </w:t>
+            </w:r>
+            <w:r>
+              <w:t xml:space="preserve">Theodore*</w:t>
+            </w:r>
+          </w:p>
+          <w:p>
+            <w:pPr>
+              <w:spacing w:before="0" w:after="0" w:line="276" w:lineRule="exact"/>
+              <w:ind w:left="0" w:firstLine="0"/>
+              <w:jc w:val="left"/>
+            </w:pPr>
+            <w:r>
+              <w:t xml:space="preserve">Daniel</w:t>
+            </w:r>
+            <w:r>
+              <w:t xml:space="preserve"> </w:t>
+            </w:r>
+            <w:r>
+              <w:t xml:space="preserve">F.</w:t>
+            </w:r>
+            <w:r>
+              <w:t xml:space="preserve"> </w:t>
+            </w:r>
+            <w:r>
+              <w:t xml:space="preserve">Jacobson*</w:t>
+            </w:r>
+          </w:p>
+          <w:p>
+            <w:pPr>
+              <w:spacing w:before="0" w:after="0" w:line="276" w:lineRule="exact"/>
+              <w:ind w:left="0" w:firstLine="0"/>
+              <w:jc w:val="left"/>
+            </w:pPr>
+            <w:r>
+              <w:t xml:space="preserve">William</w:t>
+            </w:r>
+            <w:r>
+              <w:t xml:space="preserve"> </w:t>
+            </w:r>
+            <w:r>
+              <w:t xml:space="preserve">C.</w:t>
+            </w:r>
+            <w:r>
+              <w:t xml:space="preserve"> </w:t>
+            </w:r>
+            <w:r>
+              <w:t xml:space="preserve">Perdue*</w:t>
+            </w:r>
+          </w:p>
+          <w:p>
+            <w:pPr>
+              <w:spacing w:before="0" w:after="0" w:line="276" w:lineRule="exact"/>
+              <w:ind w:left="0" w:firstLine="0"/>
+              <w:jc w:val="left"/>
+            </w:pPr>
+            <w:r>
+              <w:t xml:space="preserve">Sara</w:t>
+            </w:r>
+            <w:r>
+              <w:t xml:space="preserve"> </w:t>
+            </w:r>
+            <w:r>
+              <w:t xml:space="preserve">Murphy</w:t>
+            </w:r>
+            <w:r>
+              <w:t xml:space="preserve"> </w:t>
+            </w:r>
+            <w:r>
+              <w:t xml:space="preserve">D’Amico*</w:t>
+            </w:r>
+          </w:p>
+          <w:p>
+            <w:pPr>
+              <w:spacing w:before="0" w:after="0" w:line="276" w:lineRule="exact"/>
+              <w:ind w:left="0" w:firstLine="0"/>
+              <w:jc w:val="left"/>
+            </w:pPr>
+            <w:r>
+              <w:t xml:space="preserve">Graham</w:t>
+            </w:r>
+            <w:r>
+              <w:t xml:space="preserve"> </w:t>
+            </w:r>
+            <w:r>
+              <w:t xml:space="preserve">W.</w:t>
+            </w:r>
+            <w:r>
+              <w:t xml:space="preserve"> </w:t>
+            </w:r>
+            <w:r>
+              <w:t xml:space="preserve">White*</w:t>
+            </w:r>
+          </w:p>
+          <w:p>
+            <w:pPr>
+              <w:spacing w:before="0" w:after="0" w:line="276" w:lineRule="exact"/>
+              <w:ind w:left="0" w:firstLine="0"/>
+              <w:jc w:val="left"/>
+            </w:pPr>
+            <w:r>
+              <w:t xml:space="preserve">ARNOLD</w:t>
+            </w:r>
+            <w:r>
+              <w:t xml:space="preserve"> </w:t>
+            </w:r>
+            <w:r>
+              <w:t xml:space="preserve">&amp;</w:t>
+            </w:r>
+            <w:r>
+              <w:t xml:space="preserve"> </w:t>
+            </w:r>
+            <w:r>
+              <w:t xml:space="preserve">PORTER</w:t>
+            </w:r>
+            <w:r>
+              <w:t xml:space="preserve"> </w:t>
+            </w:r>
+            <w:r>
+              <w:t xml:space="preserve">KAYE</w:t>
+            </w:r>
+            <w:r>
+              <w:t xml:space="preserve"> </w:t>
+            </w:r>
+            <w:r>
+              <w:t xml:space="preserve">SCHOLER</w:t>
+            </w:r>
+            <w:r>
+              <w:t xml:space="preserve"> </w:t>
+            </w:r>
+            <w:r>
+              <w:t xml:space="preserve">LLP</w:t>
+            </w:r>
+          </w:p>
+          <w:p>
+            <w:pPr>
+              <w:spacing w:before="0" w:after="0" w:line="276" w:lineRule="exact"/>
+              <w:ind w:left="0" w:firstLine="0"/>
+              <w:jc w:val="left"/>
+            </w:pPr>
+            <w:r>
+              <w:t xml:space="preserve">601</w:t>
+            </w:r>
+            <w:r>
+              <w:t xml:space="preserve"> </w:t>
+            </w:r>
+            <w:r>
+              <w:t xml:space="preserve">Massachusetts</w:t>
+            </w:r>
+            <w:r>
+              <w:t xml:space="preserve"> </w:t>
+            </w:r>
+            <w:r>
+              <w:t xml:space="preserve">Avenue</w:t>
+            </w:r>
+            <w:r>
+              <w:t xml:space="preserve"> </w:t>
+            </w:r>
+            <w:r>
+              <w:t xml:space="preserve">NW</w:t>
+            </w:r>
+          </w:p>
+          <w:p>
+            <w:pPr>
+              <w:spacing w:before="0" w:after="0" w:line="276" w:lineRule="exact"/>
+              <w:ind w:left="0" w:firstLine="0"/>
+              <w:jc w:val="left"/>
+            </w:pPr>
+            <w:r>
+              <w:t xml:space="preserve">Washington,</w:t>
+            </w:r>
+            <w:r>
+              <w:t xml:space="preserve"> </w:t>
+            </w:r>
+            <w:r>
+              <w:t xml:space="preserve">DC</w:t>
+            </w:r>
+            <w:r>
+              <w:t xml:space="preserve"> </w:t>
+            </w:r>
+            <w:r>
+              <w:t xml:space="preserve">20001</w:t>
+              <w:noBreakHyphen/>
+              <w:t xml:space="preserve">3743</w:t>
+            </w:r>
+          </w:p>
+          <w:p>
+            <w:pPr>
+              <w:spacing w:before="0" w:after="0" w:line="276" w:lineRule="exact"/>
+              <w:ind w:left="0" w:firstLine="0"/>
+              <w:jc w:val="left"/>
+            </w:pPr>
+            <w:r>
+              <w:t xml:space="preserve">(202)</w:t>
+            </w:r>
+            <w:r>
+              <w:t xml:space="preserve"> </w:t>
+            </w:r>
+            <w:r>
+              <w:t xml:space="preserve">954</w:t>
+              <w:noBreakHyphen/>
+              <w:t xml:space="preserve">5000</w:t>
+            </w:r>
+          </w:p>
+          <w:p>
+            <w:pPr>
+              <w:spacing w:before="0" w:after="0" w:line="276" w:lineRule="exact"/>
+              <w:ind w:left="0" w:firstLine="0"/>
+              <w:jc w:val="left"/>
+            </w:pPr>
+            <w:r>
+              <w:t xml:space="preserve">stanton.jones@arnoldporter.com</w:t>
+            </w:r>
+          </w:p>
+          <w:p>
+            <w:pPr>
+              <w:spacing w:before="0" w:after="0" w:line="276" w:lineRule="exact"/>
+              <w:ind w:left="0" w:firstLine="0"/>
+              <w:jc w:val="left"/>
+            </w:pPr>
+            <w:r>
+              <w:t xml:space="preserve">Counsel</w:t>
+            </w:r>
+            <w:r>
+              <w:t xml:space="preserve"> </w:t>
+            </w:r>
+            <w:r>
+              <w:t xml:space="preserve">for</w:t>
+            </w:r>
+            <w:r>
+              <w:t xml:space="preserve"> </w:t>
+            </w:r>
+            <w:r>
+              <w:t xml:space="preserve">Plaintiffs</w:t>
+            </w:r>
+          </w:p>
+        </w:tc>
+      </w:tr>
+    </w:tbl>
+    <w:p>
+      <w:pPr>
+        <w:spacing w:before="0" w:after="0" w:line="288" w:lineRule="exact"/>
+      </w:pPr>
+    </w:p>
+    <w:tbl>
+      <w:tblPr>
+        <w:tblW w:w="9360" w:type="dxa"/>
+        <w:tblLayout w:type="fixed"/>
+        <w:tblCellMar>
+          <w:top w:w="0" w:type="dxa"/>
+          <w:left w:w="0" w:type="dxa"/>
+          <w:bottom w:w="0" w:type="dxa"/>
+          <w:right w:w="0" w:type="dxa"/>
+        </w:tblCellMar>
+        <w:tblLook w:val="0000" w:firstRow="0" w:lastRow="0" w:firstColumn="0" w:lastColumn="0" w:noHBand="0" w:noVBand="0"/>
+      </w:tblPr>
+      <w:tblGrid>
+        <w:gridCol w:w="4464"/>
+        <w:gridCol w:w="4896"/>
+      </w:tblGrid>
+      <w:tr>
+        <w:trPr>
+          <w:cantSplit/>
+        </w:trPr>
+        <w:tc>
+          <w:tcPr>
+            <w:tcW w:w="4464" w:type="dxa"/>
+          </w:tcPr>
+          <w:p>
+            <w:pPr>
+              <w:spacing w:before="0" w:after="0" w:line="276" w:lineRule="exact"/>
+              <w:ind w:left="0" w:firstLine="0"/>
+              <w:jc w:val="left"/>
+            </w:pPr>
+            <w:r>
+              <w:t xml:space="preserve">Marc</w:t>
+            </w:r>
+            <w:r>
+              <w:t xml:space="preserve"> </w:t>
+            </w:r>
+            <w:r>
+              <w:t xml:space="preserve">E.</w:t>
+            </w:r>
+            <w:r>
+              <w:t xml:space="preserve"> </w:t>
+            </w:r>
+            <w:r>
+              <w:t xml:space="preserve">Elias**</w:t>
+            </w:r>
+          </w:p>
+          <w:p>
+            <w:pPr>
+              <w:spacing w:before="0" w:after="0" w:line="276" w:lineRule="exact"/>
+              <w:ind w:left="0" w:firstLine="0"/>
+              <w:jc w:val="left"/>
+            </w:pPr>
+            <w:r>
+              <w:t xml:space="preserve">Aria</w:t>
+            </w:r>
+            <w:r>
+              <w:t xml:space="preserve"> </w:t>
+            </w:r>
+            <w:r>
+              <w:t xml:space="preserve">C.</w:t>
+            </w:r>
+            <w:r>
+              <w:t xml:space="preserve"> </w:t>
+            </w:r>
+            <w:r>
+              <w:t xml:space="preserve">Branch**</w:t>
+            </w:r>
+          </w:p>
+          <w:p>
+            <w:pPr>
+              <w:spacing w:before="0" w:after="0" w:line="276" w:lineRule="exact"/>
+              <w:ind w:left="0" w:firstLine="0"/>
+              <w:jc w:val="left"/>
+            </w:pPr>
+            <w:r>
+              <w:t xml:space="preserve">Abha</w:t>
+            </w:r>
+            <w:r>
+              <w:t xml:space="preserve"> </w:t>
+            </w:r>
+            <w:r>
+              <w:t xml:space="preserve">Khanna**</w:t>
+            </w:r>
+          </w:p>
+          <w:p>
+            <w:pPr>
+              <w:spacing w:before="0" w:after="0" w:line="276" w:lineRule="exact"/>
+              <w:ind w:left="0" w:firstLine="0"/>
+              <w:jc w:val="left"/>
+            </w:pPr>
+            <w:r>
+              <w:t xml:space="preserve">PERKINS</w:t>
+            </w:r>
+            <w:r>
+              <w:t xml:space="preserve"> </w:t>
+            </w:r>
+            <w:r>
+              <w:t xml:space="preserve">COIE</w:t>
+            </w:r>
+            <w:r>
+              <w:t xml:space="preserve"> </w:t>
+            </w:r>
+            <w:r>
+              <w:t xml:space="preserve">LLP</w:t>
+            </w:r>
+          </w:p>
+          <w:p>
+            <w:pPr>
+              <w:spacing w:before="0" w:after="0" w:line="276" w:lineRule="exact"/>
+              <w:ind w:left="0" w:firstLine="0"/>
+              <w:jc w:val="left"/>
+            </w:pPr>
+            <w:r>
+              <w:t xml:space="preserve">700</w:t>
+            </w:r>
+            <w:r>
+              <w:t xml:space="preserve"> </w:t>
+            </w:r>
+            <w:r>
+              <w:t xml:space="preserve">13th</w:t>
+            </w:r>
+            <w:r>
+              <w:t xml:space="preserve"> </w:t>
+            </w:r>
+            <w:r>
+              <w:t xml:space="preserve">Street</w:t>
+            </w:r>
+            <w:r>
+              <w:t xml:space="preserve"> </w:t>
+            </w:r>
+            <w:r>
+              <w:t xml:space="preserve">NW</w:t>
+            </w:r>
+          </w:p>
+          <w:p>
+            <w:pPr>
+              <w:spacing w:before="0" w:after="0" w:line="276" w:lineRule="exact"/>
+              <w:ind w:left="0" w:firstLine="0"/>
+              <w:jc w:val="left"/>
+            </w:pPr>
+            <w:r>
+              <w:t xml:space="preserve">Washington,</w:t>
+            </w:r>
+            <w:r>
+              <w:t xml:space="preserve"> </w:t>
+            </w:r>
+            <w:r>
+              <w:t xml:space="preserve">DC</w:t>
+            </w:r>
+            <w:r>
+              <w:t xml:space="preserve"> </w:t>
+            </w:r>
+            <w:r>
+              <w:t xml:space="preserve">20005</w:t>
+              <w:noBreakHyphen/>
+              <w:t xml:space="preserve">3960</w:t>
+            </w:r>
+          </w:p>
+          <w:p>
+            <w:pPr>
+              <w:spacing w:before="0" w:after="0" w:line="276" w:lineRule="exact"/>
+              <w:ind w:left="0" w:firstLine="0"/>
+              <w:jc w:val="left"/>
+            </w:pPr>
+            <w:r>
+              <w:t xml:space="preserve">(202)</w:t>
+            </w:r>
+            <w:r>
+              <w:t xml:space="preserve"> </w:t>
+            </w:r>
+            <w:r>
+              <w:t xml:space="preserve">654</w:t>
+              <w:noBreakHyphen/>
+              <w:t xml:space="preserve">6200</w:t>
+            </w:r>
+          </w:p>
+          <w:p>
+            <w:pPr>
+              <w:spacing w:before="0" w:after="0" w:line="276" w:lineRule="exact"/>
+              <w:ind w:left="0" w:firstLine="0"/>
+              <w:jc w:val="left"/>
+            </w:pPr>
+            <w:r>
+              <w:t xml:space="preserve">melias@perkinscoie.com</w:t>
+            </w:r>
+          </w:p>
+          <w:p>
+            <w:pPr>
+              <w:spacing w:before="0" w:after="0" w:line="276" w:lineRule="exact"/>
+              <w:ind w:left="0" w:firstLine="0"/>
+              <w:jc w:val="left"/>
+            </w:pPr>
+            <w:r>
+              <w:t xml:space="preserve">Counsel</w:t>
+            </w:r>
+            <w:r>
+              <w:t xml:space="preserve"> </w:t>
+            </w:r>
+            <w:r>
+              <w:t xml:space="preserve">for</w:t>
+            </w:r>
+            <w:r>
+              <w:t xml:space="preserve"> </w:t>
+            </w:r>
+            <w:r>
+              <w:t xml:space="preserve">Plaintiffs</w:t>
+            </w:r>
+          </w:p>
+          <w:p>
+            <w:pPr>
+              <w:spacing w:before="0" w:after="0" w:line="276" w:lineRule="exact"/>
+              <w:ind w:left="0" w:firstLine="0"/>
+              <w:jc w:val="left"/>
+            </w:pPr>
+            <w:r>
+              <w:t xml:space="preserve">*</w:t>
+            </w:r>
+            <w:r>
+              <w:t xml:space="preserve"> </w:t>
+            </w:r>
+            <w:r>
+              <w:t xml:space="preserve">Admitted</w:t>
+            </w:r>
+            <w:r>
+              <w:t xml:space="preserve"> </w:t>
+            </w:r>
+            <w:r>
+              <w:t xml:space="preserve">Pro</w:t>
+            </w:r>
+            <w:r>
+              <w:t xml:space="preserve"> </w:t>
+            </w:r>
+            <w:r>
+              <w:t xml:space="preserve">Hac</w:t>
+            </w:r>
+            <w:r>
+              <w:t xml:space="preserve"> </w:t>
+            </w:r>
+            <w:r>
+              <w:t xml:space="preserve">Vice</w:t>
+            </w:r>
+          </w:p>
+          <w:p>
+            <w:pPr>
+              <w:spacing w:before="0" w:after="0" w:line="276" w:lineRule="exact"/>
+              <w:ind w:left="0" w:firstLine="0"/>
+              <w:jc w:val="left"/>
+            </w:pPr>
+            <w:r>
+              <w:t xml:space="preserve">**</w:t>
+            </w:r>
+            <w:r>
+              <w:t xml:space="preserve"> </w:t>
+            </w:r>
+            <w:r>
+              <w:t xml:space="preserve">Pro</w:t>
+            </w:r>
+            <w:r>
+              <w:t xml:space="preserve"> </w:t>
+            </w:r>
+            <w:r>
+              <w:t xml:space="preserve">Hac</w:t>
+            </w:r>
+            <w:r>
+              <w:t xml:space="preserve"> </w:t>
+            </w:r>
+            <w:r>
+              <w:t xml:space="preserve">Vice</w:t>
+            </w:r>
+            <w:r>
+              <w:t xml:space="preserve"> </w:t>
+            </w:r>
+            <w:r>
+              <w:t xml:space="preserve">Application</w:t>
+            </w:r>
+            <w:r>
+              <w:t xml:space="preserve"> </w:t>
+            </w:r>
+            <w:r>
+              <w:t xml:space="preserve">Pending</w:t>
+            </w:r>
+          </w:p>
+        </w:tc>
+        <w:tc>
+          <w:tcPr>
+            <w:tcW w:w="4896" w:type="dxa"/>
+            <w:tcMar>
+              <w:left w:w="432" w:type="dxa"/>
+            </w:tcMar>
+          </w:tcPr>
+          <w:p>
+            <w:pPr>
+              <w:spacing w:before="0" w:after="0" w:line="1" w:lineRule="exact"/>
+            </w:pPr>
           </w:p>
         </w:tc>
       </w:tr>
@@ -14033,6 +13956,7 @@
     <w:unhideWhenUsed/>
     <w:qFormat/>
     <w:pPr>
+      <w:keepLines/>
       <w:spacing w:before="0" w:after="140" w:line="276" w:lineRule="exact"/>
     </w:pPr>
     <w:rPr>
@@ -14283,6 +14207,33 @@
     <w:pPr>
       <w:spacing w:before="0" w:after="0" w:line="276" w:lineRule="exact"/>
       <w:ind w:left="2160" w:hanging="720"/>
+    </w:pPr>
+  </w:style>
+  <w:style w:type="paragraph" w:customStyle="1" w:styleId="XdQuoteList1">
+    <w:name w:val="Xd Quote List 1"/>
+    <w:basedOn w:val="Normal"/>
+    <w:qFormat/>
+    <w:pPr>
+      <w:spacing w:before="0" w:after="0" w:line="276" w:lineRule="exact"/>
+      <w:ind w:left="1440" w:right="720" w:hanging="720"/>
+    </w:pPr>
+  </w:style>
+  <w:style w:type="paragraph" w:customStyle="1" w:styleId="XdQuoteList2">
+    <w:name w:val="Xd Quote List 2"/>
+    <w:basedOn w:val="Normal"/>
+    <w:qFormat/>
+    <w:pPr>
+      <w:spacing w:before="0" w:after="0" w:line="276" w:lineRule="exact"/>
+      <w:ind w:left="2160" w:right="720" w:hanging="720"/>
+    </w:pPr>
+  </w:style>
+  <w:style w:type="paragraph" w:customStyle="1" w:styleId="XdQuoteList3">
+    <w:name w:val="Xd Quote List 3"/>
+    <w:basedOn w:val="Normal"/>
+    <w:qFormat/>
+    <w:pPr>
+      <w:spacing w:before="0" w:after="0" w:line="276" w:lineRule="exact"/>
+      <w:ind w:left="2880" w:right="720" w:hanging="720"/>
     </w:pPr>
   </w:style>
   <w:style w:type="paragraph" w:customStyle="1" w:styleId="XdList1">

--- a/courts/fourth-circuit/north-carolina/state/superior-court/reply-brief/usage/OUTPUT-reply-brief.docx
+++ b/courts/fourth-circuit/north-carolina/state/superior-court/reply-brief/usage/OUTPUT-reply-brief.docx
@@ -9058,7 +9058,7 @@
         <w:t xml:space="preserve">, 733 F.2d 946, 959 (D.C. Cir. 1984) (Scalia, J., concurring) (</w:t>
       </w:r>
       <w:r>
-        <w:t xml:space="preserve">“In my view no officers of the United States . . . exercise their governmental powers as personal prerogatives in which they have a judicially cognizable private interest.”</w:t>
+        <w:t xml:space="preserve">“In my view no officers of the United States ⁠. ⁠. ⁠. exercise their governmental powers as personal prerogatives in which they have a judicially cognizable private interest.”</w:t>
       </w:r>
       <w:r>
         <w:t xml:space="preserve">).</w:t>

--- a/courts/fourth-circuit/north-carolina/state/superior-court/reply-brief/usage/OUTPUT-reply-brief.docx
+++ b/courts/fourth-circuit/north-carolina/state/superior-court/reply-brief/usage/OUTPUT-reply-brief.docx
@@ -1860,13 +1860,7 @@
         <w:pStyle w:val="BodyText"/>
       </w:pPr>
       <w:r>
-        <w:t xml:space="preserve">Rarely are the facts and law in constitutional litigation so straightforward and undisputed. On the facts, Legislative Defendants do not dispute that they intentionally and effectively gerrymandered the 2016 Plan to entrench a maximum 10</w:t>
-      </w:r>
-      <w:r>
-        <w:noBreakHyphen/>
-      </w:r>
-      <w:r>
-        <w:t xml:space="preserve">3 Republican advantage in North Carolina’s congressional delegation and to predetermine the outcome of each and every congressional election in North Carolina through the upcoming 2020 cycle. On the law, Legislative Defendants do not dispute that, under this Court’s decision in</w:t>
+        <w:t xml:space="preserve">Rarely are the facts and law in constitutional litigation so straightforward and undisputed. On the facts, Legislative Defendants do not dispute that they intentionally and effectively gerrymandered the 2016 Plan to entrench a maximum 10-⁠3 Republican advantage in North Carolina’s congressional delegation and to predetermine the outcome of each and every congressional election in North Carolina through the upcoming 2020 cycle. On the law, Legislative Defendants do not dispute that, under this Court’s decision in</w:t>
       </w:r>
       <w:r>
         <w:t xml:space="preserve"> </w:t>
@@ -1920,13 +1914,7 @@
         <w:t xml:space="preserve"> </w:t>
       </w:r>
       <w:r>
-        <w:t xml:space="preserve">here. LD Opp. 12</w:t>
-      </w:r>
-      <w:r>
-        <w:noBreakHyphen/>
-      </w:r>
-      <w:r>
-        <w:t xml:space="preserve">15. Plaintiffs seek to return to the status quo that existed immediately before the 2016 Plan was adopted, and even if aspects of the requested injunction could be construed as altering the status quo, this Court has authority to enter a mandatory preliminary injunction that does just that.</w:t>
+        <w:t xml:space="preserve">here. LD Opp. 12-⁠15. Plaintiffs seek to return to the status quo that existed immediately before the 2016 Plan was adopted, and even if aspects of the requested injunction could be construed as altering the status quo, this Court has authority to enter a mandatory preliminary injunction that does just that.</w:t>
       </w:r>
     </w:p>
     <w:p>
@@ -2270,13 +2258,7 @@
         <w:t xml:space="preserve"> </w:t>
       </w:r>
       <w:r>
-        <w:t xml:space="preserve">by enjoining the 2016 Plan and establishing a remedial process to adopt a new plan that comports with the North Carolina Constitution. LD Opp. 12</w:t>
-      </w:r>
-      <w:r>
-        <w:noBreakHyphen/>
-      </w:r>
-      <w:r>
-        <w:t xml:space="preserve">15. Legislative Defendants are wrong on multiple levels.</w:t>
+        <w:t xml:space="preserve">by enjoining the 2016 Plan and establishing a remedial process to adopt a new plan that comports with the North Carolina Constitution. LD Opp. 12-⁠15. Legislative Defendants are wrong on multiple levels.</w:t>
       </w:r>
     </w:p>
     <w:p>
@@ -2598,13 +2580,7 @@
         <w:t xml:space="preserve"> </w:t>
       </w:r>
       <w:r>
-        <w:t xml:space="preserve">at 733</w:t>
-      </w:r>
-      <w:r>
-        <w:noBreakHyphen/>
-      </w:r>
-      <w:r>
-        <w:t xml:space="preserve">34. The Fourth Circuit affirmed the injunction in large part. 27 F.3d 563, 1994 WL 265955 (4th Cir. June 17, 1994). The district court, in granting the preliminary injunction, emphasized that</w:t>
+        <w:t xml:space="preserve">at 733-⁠34. The Fourth Circuit affirmed the injunction in large part. 27 F.3d 563, 1994 WL 265955 (4th Cir. June 17, 1994). The district court, in granting the preliminary injunction, emphasized that</w:t>
       </w:r>
       <w:r>
         <w:t xml:space="preserve"> </w:t>
@@ -2800,13 +2776,7 @@
         <w:t xml:space="preserve"> </w:t>
       </w:r>
       <w:r>
-        <w:t xml:space="preserve">at 1560</w:t>
-      </w:r>
-      <w:r>
-        <w:noBreakHyphen/>
-      </w:r>
-      <w:r>
-        <w:t xml:space="preserve">61. The court added: “No department of the government … has a legitimate interest in continuing in effect a violation of another citizen’s constitutional rights, and thus “the harm Plaintiffs would suffer if we permitted the continued constitutional violation clearly outweighs any harm the injunction may cause other parties.” The court entered its preliminary injunction six months before the general election.</w:t>
+        <w:t xml:space="preserve">at 1560-⁠61. The court added: “No department of the government … has a legitimate interest in continuing in effect a violation of another citizen’s constitutional rights, and thus “the harm Plaintiffs would suffer if we permitted the continued constitutional violation clearly outweighs any harm the injunction may cause other parties.” The court entered its preliminary injunction six months before the general election.</w:t>
       </w:r>
     </w:p>
     <w:p>
@@ -2833,13 +2803,7 @@
         <w:t xml:space="preserve">Georgia State Conference of the NAACP v. Fayette County Board of Commissioners</w:t>
       </w:r>
       <w:r>
-        <w:t xml:space="preserve">, 118 F. Supp. 3d 1338, 1340</w:t>
-      </w:r>
-      <w:r>
-        <w:noBreakHyphen/>
-      </w:r>
-      <w:r>
-        <w:t xml:space="preserve">41 (N.D. Ga. 2015), the court preliminarily enjoined use of an at-large election system for a county board of commissioners, instead ordering a district-based election using a remedial plan adopted by a court in earlier litigation. The court rejected the defendants’ arguments that a preliminary injunction should not issue because they had</w:t>
+        <w:t xml:space="preserve">, 118 F. Supp. 3d 1338, 1340-⁠41 (N.D. Ga. 2015), the court preliminarily enjoined use of an at-large election system for a county board of commissioners, instead ordering a district-based election using a remedial plan adopted by a court in earlier litigation. The court rejected the defendants’ arguments that a preliminary injunction should not issue because they had</w:t>
       </w:r>
       <w:r>
         <w:t xml:space="preserve"> </w:t>
@@ -4347,13 +4311,7 @@
         <w:t xml:space="preserve"> </w:t>
       </w:r>
       <w:r>
-        <w:t xml:space="preserve">LD Opp. 1</w:t>
-      </w:r>
-      <w:r>
-        <w:noBreakHyphen/>
-      </w:r>
-      <w:r>
-        <w:t xml:space="preserve">2, 23. And contrary to Legislative Defendants’ repeated statements that this case</w:t>
+        <w:t xml:space="preserve">LD Opp. 1-⁠2, 23. And contrary to Legislative Defendants’ repeated statements that this case</w:t>
       </w:r>
       <w:r>
         <w:t xml:space="preserve"> </w:t>
@@ -4509,13 +4467,7 @@
         <w:t xml:space="preserve"> </w:t>
       </w:r>
       <w:r>
-        <w:t xml:space="preserve">N.C. Sess. Law 2016</w:t>
-      </w:r>
-      <w:r>
-        <w:noBreakHyphen/>
-      </w:r>
-      <w:r>
-        <w:t xml:space="preserve">2 § 1(b) (moving 2016 congressional primaries due to federal court’s decision in</w:t>
+        <w:t xml:space="preserve">N.C. Sess. Law 2016-⁠2 § 1(b) (moving 2016 congressional primaries due to federal court’s decision in</w:t>
       </w:r>
       <w:r>
         <w:t xml:space="preserve"> </w:t>
@@ -5273,13 +5225,7 @@
         <w:t xml:space="preserve"> </w:t>
       </w:r>
       <w:r>
-        <w:t xml:space="preserve">at *123</w:t>
-      </w:r>
-      <w:r>
-        <w:noBreakHyphen/>
-      </w:r>
-      <w:r>
-        <w:t xml:space="preserve">24.</w:t>
+        <w:t xml:space="preserve">at *123-⁠24.</w:t>
       </w:r>
     </w:p>
     <w:p>
@@ -5379,13 +5325,7 @@
         <w:t xml:space="preserve"> </w:t>
       </w:r>
       <w:r>
-        <w:t xml:space="preserve">at 10</w:t>
-      </w:r>
-      <w:r>
-        <w:noBreakHyphen/>
-      </w:r>
-      <w:r>
-        <w:t xml:space="preserve">11.</w:t>
+        <w:t xml:space="preserve">at 10-⁠11.</w:t>
       </w:r>
     </w:p>
     <w:p>
@@ -5409,13 +5349,7 @@
         <w:t xml:space="preserve"> </w:t>
       </w:r>
       <w:r>
-        <w:t xml:space="preserve">erred in holding that partisan gerrymandering violates the specified provisions of the North Carolina Constitution, LD Opp. 39</w:t>
-      </w:r>
-      <w:r>
-        <w:noBreakHyphen/>
-      </w:r>
-      <w:r>
-        <w:t xml:space="preserve">45, but they provide no reason for this Court to reverse course from its carefully considered 357-page opinion issued last month. Legislative Defendants also argue that Plaintiffs’ claims present non-justiciable political questions under state law.</w:t>
+        <w:t xml:space="preserve">erred in holding that partisan gerrymandering violates the specified provisions of the North Carolina Constitution, LD Opp. 39-⁠45, but they provide no reason for this Court to reverse course from its carefully considered 357-page opinion issued last month. Legislative Defendants also argue that Plaintiffs’ claims present non-justiciable political questions under state law.</w:t>
       </w:r>
       <w:r>
         <w:t xml:space="preserve"> </w:t>
@@ -5636,13 +5570,7 @@
         <w:t xml:space="preserve"> </w:t>
       </w:r>
       <w:r>
-        <w:t xml:space="preserve">No. 17</w:t>
-      </w:r>
-      <w:r>
-        <w:noBreakHyphen/>
-      </w:r>
-      <w:r>
-        <w:t xml:space="preserve">1700 (Oct. 29, 2018) (denying certiorari). The Elections Clause argument has only gotten weaker since, given</w:t>
+        <w:t xml:space="preserve">No. 17-⁠1700 (Oct. 29, 2018) (denying certiorari). The Elections Clause argument has only gotten weaker since, given</w:t>
       </w:r>
       <w:r>
         <w:t xml:space="preserve"> </w:t>
@@ -5802,13 +5730,7 @@
         <w:t xml:space="preserve">accord Carroll v. Becker</w:t>
       </w:r>
       <w:r>
-        <w:t xml:space="preserve">, 285 U.S. 380, 381</w:t>
-      </w:r>
-      <w:r>
-        <w:noBreakHyphen/>
-      </w:r>
-      <w:r>
-        <w:t xml:space="preserve">82 (1932). Those decisions also expressly affirmed state courts’ authority to implement a remedial congressional plan where the prior plan violated the state constitution.</w:t>
+        <w:t xml:space="preserve">, 285 U.S. 380, 381-⁠82 (1932). Those decisions also expressly affirmed state courts’ authority to implement a remedial congressional plan where the prior plan violated the state constitution.</w:t>
       </w:r>
       <w:r>
         <w:t xml:space="preserve"> </w:t>
@@ -5821,13 +5743,7 @@
         <w:t xml:space="preserve">Carroll</w:t>
       </w:r>
       <w:r>
-        <w:t xml:space="preserve">, 285 U.S. at 381</w:t>
-      </w:r>
-      <w:r>
-        <w:noBreakHyphen/>
-      </w:r>
-      <w:r>
-        <w:t xml:space="preserve">82;</w:t>
+        <w:t xml:space="preserve">, 285 U.S. at 381-⁠82;</w:t>
       </w:r>
       <w:r>
         <w:t xml:space="preserve"> </w:t>
@@ -5880,19 +5796,7 @@
         <w:t xml:space="preserve">Cotlow v. Growe</w:t>
       </w:r>
       <w:r>
-        <w:t xml:space="preserve">, C8</w:t>
-      </w:r>
-      <w:r>
-        <w:noBreakHyphen/>
-      </w:r>
-      <w:r>
-        <w:t xml:space="preserve">91</w:t>
-      </w:r>
-      <w:r>
-        <w:noBreakHyphen/>
-      </w:r>
-      <w:r>
-        <w:t xml:space="preserve">985 (Minn. Special Redistricting Panel Apr. 15, 1992). Two months later, a federal court enjoined the state court from adopting any new plan and adopted its own remedial plan.</w:t>
+        <w:t xml:space="preserve">, C8-⁠91-⁠985 (Minn. Special Redistricting Panel Apr. 15, 1992). Two months later, a federal court enjoined the state court from adopting any new plan and adopted its own remedial plan.</w:t>
       </w:r>
       <w:r>
         <w:t xml:space="preserve"> </w:t>
@@ -5905,13 +5809,7 @@
         <w:t xml:space="preserve">Growe</w:t>
       </w:r>
       <w:r>
-        <w:t xml:space="preserve">, 507 U.S. at 30</w:t>
-      </w:r>
-      <w:r>
-        <w:noBreakHyphen/>
-      </w:r>
-      <w:r>
-        <w:t xml:space="preserve">31. The state court subsequently released a provisional remedial plan, subject to the federal injunction.</w:t>
+        <w:t xml:space="preserve">, 507 U.S. at 30-⁠31. The state court subsequently released a provisional remedial plan, subject to the federal injunction.</w:t>
       </w:r>
       <w:r>
         <w:t xml:space="preserve"> </w:t>
@@ -5924,19 +5822,7 @@
         <w:t xml:space="preserve">Cotlow</w:t>
       </w:r>
       <w:r>
-        <w:t xml:space="preserve">, C8</w:t>
-      </w:r>
-      <w:r>
-        <w:noBreakHyphen/>
-      </w:r>
-      <w:r>
-        <w:t xml:space="preserve">91</w:t>
-      </w:r>
-      <w:r>
-        <w:noBreakHyphen/>
-      </w:r>
-      <w:r>
-        <w:t xml:space="preserve">985,</w:t>
+        <w:t xml:space="preserve">, C8-⁠91-⁠985,</w:t>
       </w:r>
       <w:r>
         <w:t xml:space="preserve"> </w:t>
@@ -6338,13 +6224,7 @@
         <w:t xml:space="preserve">see also Branch v. Smith</w:t>
       </w:r>
       <w:r>
-        <w:t xml:space="preserve">, 538 U.S. 254, 273</w:t>
-      </w:r>
-      <w:r>
-        <w:noBreakHyphen/>
-      </w:r>
-      <w:r>
-        <w:t xml:space="preserve">76 (2003) (plurality op.).</w:t>
+        <w:t xml:space="preserve">, 538 U.S. 254, 273-⁠76 (2003) (plurality op.).</w:t>
       </w:r>
     </w:p>
     <w:p>
@@ -6403,13 +6283,7 @@
         <w:t xml:space="preserve">Adams v. N.C. Dep’t of Nat. &amp; Econ. Res.</w:t>
       </w:r>
       <w:r>
-        <w:t xml:space="preserve">, 295 N.C. 683, 689</w:t>
-      </w:r>
-      <w:r>
-        <w:noBreakHyphen/>
-      </w:r>
-      <w:r>
-        <w:t xml:space="preserve">90, 249 S.E.2d 402, 406 (1978).</w:t>
+        <w:t xml:space="preserve">, 295 N.C. 683, 689-⁠90, 249 S.E.2d 402, 406 (1978).</w:t>
       </w:r>
     </w:p>
     <w:p>
@@ -6587,13 +6461,7 @@
         <w:t xml:space="preserve">Smiley</w:t>
       </w:r>
       <w:r>
-        <w:t xml:space="preserve">, 285 U.S. 365, 367</w:t>
-      </w:r>
-      <w:r>
-        <w:noBreakHyphen/>
-      </w:r>
-      <w:r>
-        <w:t xml:space="preserve">68. Judicial review of state laws for compliance with the state constitution is one such check in North Carolina.</w:t>
+        <w:t xml:space="preserve">, 285 U.S. 365, 367-⁠68. Judicial review of state laws for compliance with the state constitution is one such check in North Carolina.</w:t>
       </w:r>
     </w:p>
     <w:p>
@@ -6841,13 +6709,7 @@
         <w:t xml:space="preserve"> </w:t>
       </w:r>
       <w:r>
-        <w:t xml:space="preserve">that is analogous to Florida’s Fair Districts Amendment. LD Opp. 30</w:t>
-      </w:r>
-      <w:r>
-        <w:noBreakHyphen/>
-      </w:r>
-      <w:r>
-        <w:t xml:space="preserve">31 (emphasis in original). Florida’s Fair Districts Amendment was not</w:t>
+        <w:t xml:space="preserve">that is analogous to Florida’s Fair Districts Amendment. LD Opp. 30-⁠31 (emphasis in original). Florida’s Fair Districts Amendment was not</w:t>
       </w:r>
       <w:r>
         <w:t xml:space="preserve"> </w:t>
@@ -7120,13 +6982,7 @@
         <w:t xml:space="preserve"> </w:t>
       </w:r>
       <w:r>
-        <w:t xml:space="preserve">was a case about the limitations of Article III of the federal constitution. 139 S. Ct. at 2493</w:t>
-      </w:r>
-      <w:r>
-        <w:noBreakHyphen/>
-      </w:r>
-      <w:r>
-        <w:t xml:space="preserve">94. But</w:t>
+        <w:t xml:space="preserve">was a case about the limitations of Article III of the federal constitution. 139 S. Ct. at 2493-⁠94. But</w:t>
       </w:r>
       <w:r>
         <w:t xml:space="preserve"> </w:t>
@@ -7212,13 +7068,7 @@
         <w:t xml:space="preserve"> </w:t>
       </w:r>
       <w:r>
-        <w:t xml:space="preserve">Intervenor-Appls. Opp. 13</w:t>
-      </w:r>
-      <w:r>
-        <w:noBreakHyphen/>
-      </w:r>
-      <w:r>
-        <w:t xml:space="preserve">19. Perhaps most egregiously, they do not disclose that the Elections Clause analysis in</w:t>
+        <w:t xml:space="preserve">Intervenor-Appls. Opp. 13-⁠19. Perhaps most egregiously, they do not disclose that the Elections Clause analysis in</w:t>
       </w:r>
       <w:r>
         <w:t xml:space="preserve"> </w:t>
@@ -7296,13 +7146,7 @@
         <w:t xml:space="preserve">Branch</w:t>
       </w:r>
       <w:r>
-        <w:t xml:space="preserve">, 538 U.S. at 265</w:t>
-      </w:r>
-      <w:r>
-        <w:noBreakHyphen/>
-      </w:r>
-      <w:r>
-        <w:t xml:space="preserve">66 (majority op.).</w:t>
+        <w:t xml:space="preserve">, 538 U.S. at 265-⁠66 (majority op.).</w:t>
       </w:r>
     </w:p>
     <w:p>
@@ -8406,13 +8250,7 @@
         <w:t xml:space="preserve"> </w:t>
       </w:r>
       <w:r>
-        <w:t xml:space="preserve">Mot. 4</w:t>
-      </w:r>
-      <w:r>
-        <w:noBreakHyphen/>
-      </w:r>
-      <w:r>
-        <w:t xml:space="preserve">10. This Court has already noted that the 2016 Plan was</w:t>
+        <w:t xml:space="preserve">Mot. 4-⁠10. This Court has already noted that the 2016 Plan was</w:t>
       </w:r>
       <w:r>
         <w:t xml:space="preserve"> </w:t>
@@ -8490,13 +8328,7 @@
         <w:t xml:space="preserve">Johnson</w:t>
       </w:r>
       <w:r>
-        <w:t xml:space="preserve">, 929 F. Supp. at 1560</w:t>
-      </w:r>
-      <w:r>
-        <w:noBreakHyphen/>
-      </w:r>
-      <w:r>
-        <w:t xml:space="preserve">61.</w:t>
+        <w:t xml:space="preserve">, 929 F. Supp. at 1560-⁠61.</w:t>
       </w:r>
       <w:r>
         <w:t xml:space="preserve"> </w:t>
@@ -8899,13 +8731,7 @@
         <w:t xml:space="preserve"> </w:t>
       </w:r>
       <w:r>
-        <w:t xml:space="preserve">at 22</w:t>
-      </w:r>
-      <w:r>
-        <w:noBreakHyphen/>
-      </w:r>
-      <w:r>
-        <w:t xml:space="preserve">23. But it is well established that no politician, candidate, or political party has any cognizable interest, much less an enforceable legal right, in preserving gerrymandered districts.</w:t>
+        <w:t xml:space="preserve">at 22-⁠23. But it is well established that no politician, candidate, or political party has any cognizable interest, much less an enforceable legal right, in preserving gerrymandered districts.</w:t>
       </w:r>
     </w:p>
     <w:p>
@@ -8988,13 +8814,7 @@
         <w:t xml:space="preserve"> </w:t>
       </w:r>
       <w:r>
-        <w:t xml:space="preserve">at 569</w:t>
-      </w:r>
-      <w:r>
-        <w:noBreakHyphen/>
-      </w:r>
-      <w:r>
-        <w:t xml:space="preserve">70 (quoting</w:t>
+        <w:t xml:space="preserve">at 569-⁠70 (quoting</w:t>
       </w:r>
       <w:r>
         <w:t xml:space="preserve"> </w:t>
@@ -9408,13 +9228,7 @@
         <w:t xml:space="preserve"> </w:t>
       </w:r>
       <w:r>
-        <w:t xml:space="preserve">in those elections. LD Opp. 1, 16</w:t>
-      </w:r>
-      <w:r>
-        <w:noBreakHyphen/>
-      </w:r>
-      <w:r>
-        <w:t xml:space="preserve">22 (citing,</w:t>
+        <w:t xml:space="preserve">in those elections. LD Opp. 1, 16-⁠22 (citing,</w:t>
       </w:r>
       <w:r>
         <w:t xml:space="preserve"> </w:t>
@@ -9729,13 +9543,7 @@
         <w:t xml:space="preserve"> </w:t>
       </w:r>
       <w:r>
-        <w:t xml:space="preserve">at 11</w:t>
-      </w:r>
-      <w:r>
-        <w:noBreakHyphen/>
-      </w:r>
-      <w:r>
-        <w:t xml:space="preserve">12.</w:t>
+        <w:t xml:space="preserve">at 11-⁠12.</w:t>
       </w:r>
     </w:p>
     <w:p>
@@ -10014,13 +9822,7 @@
         <w:t xml:space="preserve"> </w:t>
       </w:r>
       <w:r>
-        <w:t xml:space="preserve">at 609</w:t>
-      </w:r>
-      <w:r>
-        <w:noBreakHyphen/>
-      </w:r>
-      <w:r>
-        <w:t xml:space="preserve">10. This case is wholly different: Legislative Defendants have been on constant notice that the 2016 Plan is an unconstitutional partisan gerrymander; the General Assembly is in session now to enact a proposed remedial map if it so chooses; and this Court’s decision in</w:t>
+        <w:t xml:space="preserve">at 609-⁠10. This case is wholly different: Legislative Defendants have been on constant notice that the 2016 Plan is an unconstitutional partisan gerrymander; the General Assembly is in session now to enact a proposed remedial map if it so chooses; and this Court’s decision in</w:t>
       </w:r>
       <w:r>
         <w:t xml:space="preserve"> </w:t>
@@ -10113,13 +9915,7 @@
         <w:t xml:space="preserve">Klahr v. Williams</w:t>
       </w:r>
       <w:r>
-        <w:t xml:space="preserve">, 313 F. Supp. 148, 152</w:t>
-      </w:r>
-      <w:r>
-        <w:noBreakHyphen/>
-      </w:r>
-      <w:r>
-        <w:t xml:space="preserve">53 (D. Ariz. 1970), denied a preliminary injunction where</w:t>
+        <w:t xml:space="preserve">, 313 F. Supp. 148, 152-⁠53 (D. Ariz. 1970), denied a preliminary injunction where</w:t>
       </w:r>
       <w:r>
         <w:t xml:space="preserve"> </w:t>
@@ -10420,13 +10216,7 @@
         <w:t xml:space="preserve">See Rucho</w:t>
       </w:r>
       <w:r>
-        <w:t xml:space="preserve">, 139 S. Ct. at 2491</w:t>
-      </w:r>
-      <w:r>
-        <w:noBreakHyphen/>
-      </w:r>
-      <w:r>
-        <w:t xml:space="preserve">92. For nearly half of this period—from January 2018 through June 2019—the 2016 Plan was on-again-off-again, as the case ping-ponged between the federal district court and the U.S. Supreme Court through a series of injunctions, stays, and vacaturs.</w:t>
+        <w:t xml:space="preserve">, 139 S. Ct. at 2491-⁠92. For nearly half of this period—from January 2018 through June 2019—the 2016 Plan was on-again-off-again, as the case ping-ponged between the federal district court and the U.S. Supreme Court through a series of injunctions, stays, and vacaturs.</w:t>
       </w:r>
       <w:r>
         <w:t xml:space="preserve"> </w:t>
@@ -10442,13 +10232,7 @@
         <w:t xml:space="preserve"> </w:t>
       </w:r>
       <w:r>
-        <w:t xml:space="preserve">at 2492</w:t>
-      </w:r>
-      <w:r>
-        <w:noBreakHyphen/>
-      </w:r>
-      <w:r>
-        <w:t xml:space="preserve">93. Nothing required Plaintiffs to challenge the 2016 Plan in state court during this period.</w:t>
+        <w:t xml:space="preserve">at 2492-⁠93. Nothing required Plaintiffs to challenge the 2016 Plan in state court during this period.</w:t>
       </w:r>
     </w:p>
     <w:p>
@@ -10732,13 +10516,7 @@
         <w:pStyle w:val="BodyText"/>
       </w:pPr>
       <w:r>
-        <w:t xml:space="preserve">Legislative Defendants suggest that the Court should not bother ordering a fair map now because North Carolina will redraw its congressional districts after the 2020 census anyway. LD Opp. 23</w:t>
-      </w:r>
-      <w:r>
-        <w:noBreakHyphen/>
-      </w:r>
-      <w:r>
-        <w:t xml:space="preserve">24. This is a dim view of the voting rights of the citizens whom Legislative Defendants were elected to represent, and this Court should not accept such cynicism. Any unconstitutional election that infringes on voting rights is one too many. And, although there is only one more election cycle before the next redistricting in 2021, much remains at stake. The 117th United States Congress, which will be elected in November 2020, will decide issues of extraordinary importance to every North Carolinian and indeed every American.</w:t>
+        <w:t xml:space="preserve">Legislative Defendants suggest that the Court should not bother ordering a fair map now because North Carolina will redraw its congressional districts after the 2020 census anyway. LD Opp. 23-⁠24. This is a dim view of the voting rights of the citizens whom Legislative Defendants were elected to represent, and this Court should not accept such cynicism. Any unconstitutional election that infringes on voting rights is one too many. And, although there is only one more election cycle before the next redistricting in 2021, much remains at stake. The 117th United States Congress, which will be elected in November 2020, will decide issues of extraordinary importance to every North Carolinian and indeed every American.</w:t>
       </w:r>
     </w:p>
     <w:p>
@@ -10774,19 +10552,7 @@
         <w:t xml:space="preserve"> </w:t>
       </w:r>
       <w:r>
-        <w:t xml:space="preserve">LD Opp. 10</w:t>
-      </w:r>
-      <w:r>
-        <w:noBreakHyphen/>
-      </w:r>
-      <w:r>
-        <w:t xml:space="preserve">11, 26</w:t>
-      </w:r>
-      <w:r>
-        <w:noBreakHyphen/>
-      </w:r>
-      <w:r>
-        <w:t xml:space="preserve">27, is a non sequitur. After the prior 2011 plan was invalidated as an unconstitutional racial gerrymander, Legislative Defendants could and should have drawn a remedial plan that did not discriminate against either African American voters or Democratic voters. If Legislative Defendants wanted to avoid allegations that they were discriminating against African American voters, they could have simply not discriminated against African American voters. They did not need to discriminate against Democrats to accomplish this goal. Even more absurd is Legislative Defendants’ suggestion that Plaintiffs’</w:t>
+        <w:t xml:space="preserve">LD Opp. 10-⁠11, 26-⁠27, is a non sequitur. After the prior 2011 plan was invalidated as an unconstitutional racial gerrymander, Legislative Defendants could and should have drawn a remedial plan that did not discriminate against either African American voters or Democratic voters. If Legislative Defendants wanted to avoid allegations that they were discriminating against African American voters, they could have simply not discriminated against African American voters. They did not need to discriminate against Democrats to accomplish this goal. Even more absurd is Legislative Defendants’ suggestion that Plaintiffs’</w:t>
       </w:r>
       <w:r>
         <w:t xml:space="preserve"> </w:t>
@@ -11075,9 +10841,7 @@
               <w:t xml:space="preserve"> </w:t>
             </w:r>
             <w:r>
-              <w:t xml:space="preserve">942</w:t>
-              <w:noBreakHyphen/>
-              <w:t xml:space="preserve">5200</w:t>
+              <w:t xml:space="preserve">942-⁠5200</w:t>
             </w:r>
           </w:p>
           <w:p>
@@ -11363,9 +11127,7 @@
               <w:t xml:space="preserve"> </w:t>
             </w:r>
             <w:r>
-              <w:t xml:space="preserve">942</w:t>
-              <w:noBreakHyphen/>
-              <w:t xml:space="preserve">5200</w:t>
+              <w:t xml:space="preserve">942-⁠5200</w:t>
             </w:r>
           </w:p>
           <w:p>
@@ -11605,9 +11367,7 @@
               <w:t xml:space="preserve"> </w:t>
             </w:r>
             <w:r>
-              <w:t xml:space="preserve">20001</w:t>
-              <w:noBreakHyphen/>
-              <w:t xml:space="preserve">3743</w:t>
+              <w:t xml:space="preserve">20001-⁠3743</w:t>
             </w:r>
           </w:p>
           <w:p>
@@ -11623,9 +11383,7 @@
               <w:t xml:space="preserve"> </w:t>
             </w:r>
             <w:r>
-              <w:t xml:space="preserve">954</w:t>
-              <w:noBreakHyphen/>
-              <w:t xml:space="preserve">5000</w:t>
+              <w:t xml:space="preserve">954-⁠5000</w:t>
             </w:r>
           </w:p>
           <w:p>
@@ -11821,9 +11579,7 @@
               <w:t xml:space="preserve"> </w:t>
             </w:r>
             <w:r>
-              <w:t xml:space="preserve">20005</w:t>
-              <w:noBreakHyphen/>
-              <w:t xml:space="preserve">3960</w:t>
+              <w:t xml:space="preserve">20005-⁠3960</w:t>
             </w:r>
           </w:p>
           <w:p>
@@ -11839,9 +11595,7 @@
               <w:t xml:space="preserve"> </w:t>
             </w:r>
             <w:r>
-              <w:t xml:space="preserve">654</w:t>
-              <w:noBreakHyphen/>
-              <w:t xml:space="preserve">6200</w:t>
+              <w:t xml:space="preserve">654-⁠6200</w:t>
             </w:r>
           </w:p>
           <w:p>
@@ -13957,7 +13711,7 @@
     <w:qFormat/>
     <w:pPr>
       <w:keepLines/>
-      <w:spacing w:before="0" w:after="140" w:line="276" w:lineRule="exact"/>
+      <w:spacing w:before="46" w:after="140" w:line="276" w:lineRule="exact"/>
     </w:pPr>
     <w:rPr>
       <w:sz w:val="24"/>
